--- a/assets/evaluations/maths/Maths_P1_grille_enseignant_verrouillee.docx
+++ b/assets/evaluations/maths/Maths_P1_grille_enseignant_verrouillee.docx
@@ -9,9 +9,9 @@
       <w:r>
         <w:rPr>
           <w:b/>
-          <w:sz w:val="32"/>
+          <w:sz w:val="36"/>
         </w:rPr>
-        <w:t>Grille enseignant — Mathématiques CE2 P1</w:t>
+        <w:t>Grille enseignant — Mathématiques P1</w:t>
       </w:r>
     </w:p>
     <w:p>
@@ -21,17 +21,9 @@
       <w:r>
         <w:rPr>
           <w:i/>
-          <w:sz w:val="18"/>
+          <w:sz w:val="21"/>
         </w:rPr>
-        <w:t>Version verrouillée • 16 compétences canoniques • Sans note ni point</w:t>
-      </w:r>
-    </w:p>
-    <w:p>
-      <w:pPr>
-        <w:spacing w:after="80"/>
-      </w:pPr>
-      <w:r>
-        <w:t>Règle : 1 ligne = 1 compétence = 1 code du référentiel Progressions CE2. Positionnement à partir de la trace écrite et des autres observations disponibles.</w:t>
+        <w:t>2 nouvelles compétences essentielles — pas de rebrassage en P1</w:t>
       </w:r>
     </w:p>
     <w:tbl>
@@ -39,184 +31,113 @@
         <w:tblStyle w:val="TableGrid"/>
         <w:tblW w:type="auto" w:w="0"/>
         <w:jc w:val="center"/>
-        <w:tblLayout w:type="fixed"/>
         <w:tblLook w:firstColumn="1" w:firstRow="1" w:lastColumn="0" w:lastRow="0" w:noHBand="0" w:noVBand="1" w:val="04A0"/>
       </w:tblPr>
       <w:tblGrid>
-        <w:gridCol w:w="2243"/>
-        <w:gridCol w:w="2243"/>
-        <w:gridCol w:w="2243"/>
-        <w:gridCol w:w="2243"/>
-        <w:gridCol w:w="2243"/>
-        <w:gridCol w:w="2243"/>
-        <w:gridCol w:w="2243"/>
+        <w:gridCol w:w="5102"/>
+        <w:gridCol w:w="3969"/>
       </w:tblGrid>
       <w:tr>
         <w:tc>
           <w:tcPr>
-            <w:tcW w:type="dxa" w:w="1587"/>
-            <w:shd w:fill="EDE9FE"/>
-            <w:tcMar>
-              <w:top w:w="55" w:type="dxa"/>
-              <w:start w:w="55" w:type="dxa"/>
-              <w:bottom w:w="55" w:type="dxa"/>
-              <w:end w:w="55" w:type="dxa"/>
-            </w:tcMar>
+            <w:tcW w:type="dxa" w:w="5213"/>
+            <w:vAlign w:val="center"/>
           </w:tcPr>
           <w:p>
-            <w:pPr>
-              <w:jc w:val="center"/>
-            </w:pPr>
             <w:r>
-              <w:rPr>
-                <w:b/>
-                <w:sz w:val="16"/>
-              </w:rPr>
-              <w:t>Code exact</w:t>
+              <w:t>Prénom : ______________________________</w:t>
             </w:r>
           </w:p>
         </w:tc>
         <w:tc>
           <w:tcPr>
-            <w:tcW w:type="dxa" w:w="2948"/>
-            <w:shd w:fill="EDE9FE"/>
-            <w:tcMar>
-              <w:top w:w="55" w:type="dxa"/>
-              <w:start w:w="55" w:type="dxa"/>
-              <w:bottom w:w="55" w:type="dxa"/>
-              <w:end w:w="55" w:type="dxa"/>
-            </w:tcMar>
+            <w:tcW w:type="dxa" w:w="5213"/>
+            <w:vAlign w:val="center"/>
           </w:tcPr>
           <w:p>
-            <w:pPr>
-              <w:jc w:val="center"/>
-            </w:pPr>
             <w:r>
-              <w:rPr>
-                <w:b/>
-                <w:sz w:val="16"/>
-              </w:rPr>
+              <w:t>Date : __________________</w:t>
+            </w:r>
+          </w:p>
+        </w:tc>
+      </w:tr>
+    </w:tbl>
+    <w:p/>
+    <w:p>
+      <w:pPr>
+        <w:spacing w:after="160"/>
+      </w:pPr>
+      <w:r>
+        <w:t>Le premier objectif est un fondamental LSU : comprendre la question d’un problème. Les autres compétences de P1 restent observées au fil des séances.</w:t>
+      </w:r>
+    </w:p>
+    <w:tbl>
+      <w:tblPr>
+        <w:tblStyle w:val="TableGrid"/>
+        <w:tblW w:type="auto" w:w="0"/>
+        <w:jc w:val="center"/>
+        <w:tblLook w:firstColumn="1" w:firstRow="1" w:lastColumn="0" w:lastRow="0" w:noHBand="0" w:noVBand="1" w:val="04A0"/>
+      </w:tblPr>
+      <w:tblGrid>
+        <w:gridCol w:w="2085"/>
+        <w:gridCol w:w="2085"/>
+        <w:gridCol w:w="2085"/>
+        <w:gridCol w:w="2085"/>
+        <w:gridCol w:w="2085"/>
+      </w:tblGrid>
+      <w:tr>
+        <w:tc>
+          <w:tcPr>
+            <w:tcW w:type="dxa" w:w="2085"/>
+            <w:shd w:fill="E4EDF8"/>
+          </w:tcPr>
+          <w:p>
+            <w:r>
+              <w:t>Code</w:t>
+            </w:r>
+          </w:p>
+        </w:tc>
+        <w:tc>
+          <w:tcPr>
+            <w:tcW w:type="dxa" w:w="2085"/>
+            <w:shd w:fill="E4EDF8"/>
+          </w:tcPr>
+          <w:p>
+            <w:r>
               <w:t>Compétence</w:t>
             </w:r>
           </w:p>
         </w:tc>
         <w:tc>
           <w:tcPr>
-            <w:tcW w:type="dxa" w:w="5102"/>
-            <w:shd w:fill="EDE9FE"/>
-            <w:tcMar>
-              <w:top w:w="55" w:type="dxa"/>
-              <w:start w:w="55" w:type="dxa"/>
-              <w:bottom w:w="55" w:type="dxa"/>
-              <w:end w:w="55" w:type="dxa"/>
-            </w:tcMar>
+            <w:tcW w:type="dxa" w:w="2085"/>
+            <w:shd w:fill="E4EDF8"/>
           </w:tcPr>
           <w:p>
-            <w:pPr>
-              <w:jc w:val="center"/>
-            </w:pPr>
             <w:r>
-              <w:rPr>
-                <w:b/>
-                <w:sz w:val="16"/>
-              </w:rPr>
-              <w:t>Indices observables</w:t>
+              <w:t>Acquis</w:t>
             </w:r>
           </w:p>
         </w:tc>
         <w:tc>
           <w:tcPr>
-            <w:tcW w:type="dxa" w:w="1247"/>
-            <w:shd w:fill="EDE9FE"/>
-            <w:tcMar>
-              <w:top w:w="55" w:type="dxa"/>
-              <w:start w:w="55" w:type="dxa"/>
-              <w:bottom w:w="55" w:type="dxa"/>
-              <w:end w:w="55" w:type="dxa"/>
-            </w:tcMar>
+            <w:tcW w:type="dxa" w:w="2085"/>
+            <w:shd w:fill="E4EDF8"/>
           </w:tcPr>
           <w:p>
-            <w:pPr>
-              <w:jc w:val="center"/>
-            </w:pPr>
             <w:r>
-              <w:rPr>
-                <w:b/>
-                <w:sz w:val="16"/>
-              </w:rPr>
-              <w:t>Non évalué</w:t>
-            </w:r>
-          </w:p>
-        </w:tc>
-        <w:tc>
-          <w:tcPr>
-            <w:tcW w:type="dxa" w:w="1247"/>
-            <w:shd w:fill="EDE9FE"/>
-            <w:tcMar>
-              <w:top w:w="55" w:type="dxa"/>
-              <w:start w:w="55" w:type="dxa"/>
-              <w:bottom w:w="55" w:type="dxa"/>
-              <w:end w:w="55" w:type="dxa"/>
-            </w:tcMar>
-          </w:tcPr>
-          <w:p>
-            <w:pPr>
-              <w:jc w:val="center"/>
-            </w:pPr>
-            <w:r>
-              <w:rPr>
-                <w:b/>
-                <w:sz w:val="16"/>
-              </w:rPr>
-              <w:t>À renforcer</w:t>
-            </w:r>
-          </w:p>
-        </w:tc>
-        <w:tc>
-          <w:tcPr>
-            <w:tcW w:type="dxa" w:w="1247"/>
-            <w:shd w:fill="EDE9FE"/>
-            <w:tcMar>
-              <w:top w:w="55" w:type="dxa"/>
-              <w:start w:w="55" w:type="dxa"/>
-              <w:bottom w:w="55" w:type="dxa"/>
-              <w:end w:w="55" w:type="dxa"/>
-            </w:tcMar>
-          </w:tcPr>
-          <w:p>
-            <w:pPr>
-              <w:jc w:val="center"/>
-            </w:pPr>
-            <w:r>
-              <w:rPr>
-                <w:b/>
-                <w:sz w:val="16"/>
-              </w:rPr>
               <w:t>En cours</w:t>
             </w:r>
           </w:p>
         </w:tc>
         <w:tc>
           <w:tcPr>
-            <w:tcW w:type="dxa" w:w="1247"/>
-            <w:shd w:fill="EDE9FE"/>
-            <w:tcMar>
-              <w:top w:w="55" w:type="dxa"/>
-              <w:start w:w="55" w:type="dxa"/>
-              <w:bottom w:w="55" w:type="dxa"/>
-              <w:end w:w="55" w:type="dxa"/>
-            </w:tcMar>
+            <w:tcW w:type="dxa" w:w="2085"/>
+            <w:shd w:fill="E4EDF8"/>
           </w:tcPr>
           <w:p>
-            <w:pPr>
-              <w:jc w:val="center"/>
-            </w:pPr>
             <w:r>
-              <w:rPr>
-                <w:b/>
-                <w:sz w:val="16"/>
-              </w:rPr>
-              <w:t>Acquis</w:t>
+              <w:t>À consolider</w:t>
             </w:r>
           </w:p>
         </w:tc>
@@ -224,165 +145,50 @@
       <w:tr>
         <w:tc>
           <w:tcPr>
-            <w:tcW w:type="dxa" w:w="1587"/>
-            <w:vAlign w:val="center"/>
-            <w:tcMar>
-              <w:top w:w="55" w:type="dxa"/>
-              <w:start w:w="55" w:type="dxa"/>
-              <w:bottom w:w="55" w:type="dxa"/>
-              <w:end w:w="55" w:type="dxa"/>
-            </w:tcMar>
+            <w:tcW w:type="dxa" w:w="2085"/>
           </w:tcPr>
           <w:p>
-            <w:pPr>
-              <w:spacing w:after="0"/>
-            </w:pPr>
             <w:r>
-              <w:rPr>
-                <w:sz w:val="16"/>
-              </w:rPr>
-              <w:t>NUM-P1-01</w:t>
+              <w:t>PRO-P1-01</w:t>
             </w:r>
           </w:p>
         </w:tc>
         <w:tc>
           <w:tcPr>
-            <w:tcW w:type="dxa" w:w="2948"/>
-            <w:vAlign w:val="center"/>
-            <w:tcMar>
-              <w:top w:w="55" w:type="dxa"/>
-              <w:start w:w="55" w:type="dxa"/>
-              <w:bottom w:w="55" w:type="dxa"/>
-              <w:end w:w="55" w:type="dxa"/>
-            </w:tcMar>
+            <w:tcW w:type="dxa" w:w="2085"/>
           </w:tcPr>
           <w:p>
-            <w:pPr>
-              <w:spacing w:after="0"/>
-            </w:pPr>
             <w:r>
-              <w:rPr>
-                <w:sz w:val="16"/>
-              </w:rPr>
-              <w:t>Lire des nombres jusqu’à 10 000</w:t>
+              <w:t>Comprendre la question d’un problème</w:t>
             </w:r>
           </w:p>
         </w:tc>
         <w:tc>
           <w:tcPr>
-            <w:tcW w:type="dxa" w:w="5102"/>
-            <w:vAlign w:val="center"/>
-            <w:tcMar>
-              <w:top w:w="55" w:type="dxa"/>
-              <w:start w:w="55" w:type="dxa"/>
-              <w:bottom w:w="55" w:type="dxa"/>
-              <w:end w:w="55" w:type="dxa"/>
-            </w:tcMar>
+            <w:tcW w:type="dxa" w:w="2085"/>
           </w:tcPr>
           <w:p>
-            <w:pPr>
-              <w:spacing w:after="0"/>
-            </w:pPr>
             <w:r>
-              <w:rPr>
-                <w:sz w:val="16"/>
-              </w:rPr>
-              <w:t>Lit correctement des nombres jusqu’à 10 000, y compris avec des zéros intercalés.</w:t>
-            </w:r>
-          </w:p>
-        </w:tc>
-        <w:tc>
-          <w:tcPr>
-            <w:tcW w:type="dxa" w:w="1247"/>
-            <w:vAlign w:val="center"/>
-            <w:tcMar>
-              <w:top w:w="55" w:type="dxa"/>
-              <w:start w:w="55" w:type="dxa"/>
-              <w:bottom w:w="55" w:type="dxa"/>
-              <w:end w:w="55" w:type="dxa"/>
-            </w:tcMar>
-          </w:tcPr>
-          <w:p>
-            <w:pPr>
-              <w:spacing w:after="0"/>
-              <w:jc w:val="center"/>
-            </w:pPr>
-            <w:r>
-              <w:rPr>
-                <w:sz w:val="16"/>
-              </w:rPr>
               <w:t>☐</w:t>
             </w:r>
           </w:p>
         </w:tc>
         <w:tc>
           <w:tcPr>
-            <w:tcW w:type="dxa" w:w="1247"/>
-            <w:vAlign w:val="center"/>
-            <w:tcMar>
-              <w:top w:w="55" w:type="dxa"/>
-              <w:start w:w="55" w:type="dxa"/>
-              <w:bottom w:w="55" w:type="dxa"/>
-              <w:end w:w="55" w:type="dxa"/>
-            </w:tcMar>
+            <w:tcW w:type="dxa" w:w="2085"/>
           </w:tcPr>
           <w:p>
-            <w:pPr>
-              <w:spacing w:after="0"/>
-              <w:jc w:val="center"/>
-            </w:pPr>
             <w:r>
-              <w:rPr>
-                <w:sz w:val="16"/>
-              </w:rPr>
               <w:t>☐</w:t>
             </w:r>
           </w:p>
         </w:tc>
         <w:tc>
           <w:tcPr>
-            <w:tcW w:type="dxa" w:w="1247"/>
-            <w:vAlign w:val="center"/>
-            <w:tcMar>
-              <w:top w:w="55" w:type="dxa"/>
-              <w:start w:w="55" w:type="dxa"/>
-              <w:bottom w:w="55" w:type="dxa"/>
-              <w:end w:w="55" w:type="dxa"/>
-            </w:tcMar>
+            <w:tcW w:type="dxa" w:w="2085"/>
           </w:tcPr>
           <w:p>
-            <w:pPr>
-              <w:spacing w:after="0"/>
-              <w:jc w:val="center"/>
-            </w:pPr>
             <w:r>
-              <w:rPr>
-                <w:sz w:val="16"/>
-              </w:rPr>
-              <w:t>☐</w:t>
-            </w:r>
-          </w:p>
-        </w:tc>
-        <w:tc>
-          <w:tcPr>
-            <w:tcW w:type="dxa" w:w="1247"/>
-            <w:vAlign w:val="center"/>
-            <w:tcMar>
-              <w:top w:w="55" w:type="dxa"/>
-              <w:start w:w="55" w:type="dxa"/>
-              <w:bottom w:w="55" w:type="dxa"/>
-              <w:end w:w="55" w:type="dxa"/>
-            </w:tcMar>
-          </w:tcPr>
-          <w:p>
-            <w:pPr>
-              <w:spacing w:after="0"/>
-              <w:jc w:val="center"/>
-            </w:pPr>
-            <w:r>
-              <w:rPr>
-                <w:sz w:val="16"/>
-              </w:rPr>
               <w:t>☐</w:t>
             </w:r>
           </w:p>
@@ -391,2542 +197,88 @@
       <w:tr>
         <w:tc>
           <w:tcPr>
-            <w:tcW w:type="dxa" w:w="1587"/>
-            <w:vAlign w:val="center"/>
-            <w:tcMar>
-              <w:top w:w="55" w:type="dxa"/>
-              <w:start w:w="55" w:type="dxa"/>
-              <w:bottom w:w="55" w:type="dxa"/>
-              <w:end w:w="55" w:type="dxa"/>
-            </w:tcMar>
+            <w:tcW w:type="dxa" w:w="2085"/>
           </w:tcPr>
           <w:p>
-            <w:pPr>
-              <w:spacing w:after="0"/>
-            </w:pPr>
             <w:r>
-              <w:rPr>
-                <w:sz w:val="16"/>
-              </w:rPr>
-              <w:t>NUM-P1-02</w:t>
+              <w:t>OPE-P1-01</w:t>
             </w:r>
           </w:p>
         </w:tc>
         <w:tc>
           <w:tcPr>
-            <w:tcW w:type="dxa" w:w="2948"/>
-            <w:vAlign w:val="center"/>
-            <w:tcMar>
-              <w:top w:w="55" w:type="dxa"/>
-              <w:start w:w="55" w:type="dxa"/>
-              <w:bottom w:w="55" w:type="dxa"/>
-              <w:end w:w="55" w:type="dxa"/>
-            </w:tcMar>
+            <w:tcW w:type="dxa" w:w="2085"/>
           </w:tcPr>
           <w:p>
-            <w:pPr>
-              <w:spacing w:after="0"/>
-            </w:pPr>
             <w:r>
-              <w:rPr>
-                <w:sz w:val="16"/>
-              </w:rPr>
-              <w:t>Écrire des nombres jusqu’à 10 000</w:t>
+              <w:t>Poser une addition</w:t>
             </w:r>
           </w:p>
         </w:tc>
         <w:tc>
           <w:tcPr>
-            <w:tcW w:type="dxa" w:w="5102"/>
-            <w:vAlign w:val="center"/>
-            <w:tcMar>
-              <w:top w:w="55" w:type="dxa"/>
-              <w:start w:w="55" w:type="dxa"/>
-              <w:bottom w:w="55" w:type="dxa"/>
-              <w:end w:w="55" w:type="dxa"/>
-            </w:tcMar>
+            <w:tcW w:type="dxa" w:w="2085"/>
           </w:tcPr>
           <w:p>
-            <w:pPr>
-              <w:spacing w:after="0"/>
-            </w:pPr>
             <w:r>
-              <w:rPr>
-                <w:sz w:val="16"/>
-              </w:rPr>
-              <w:t>Écrit en chiffres des nombres dictés jusqu’à 10 000 et place les zéros nécessaires.</w:t>
-            </w:r>
-          </w:p>
-        </w:tc>
-        <w:tc>
-          <w:tcPr>
-            <w:tcW w:type="dxa" w:w="1247"/>
-            <w:vAlign w:val="center"/>
-            <w:tcMar>
-              <w:top w:w="55" w:type="dxa"/>
-              <w:start w:w="55" w:type="dxa"/>
-              <w:bottom w:w="55" w:type="dxa"/>
-              <w:end w:w="55" w:type="dxa"/>
-            </w:tcMar>
-          </w:tcPr>
-          <w:p>
-            <w:pPr>
-              <w:spacing w:after="0"/>
-              <w:jc w:val="center"/>
-            </w:pPr>
-            <w:r>
-              <w:rPr>
-                <w:sz w:val="16"/>
-              </w:rPr>
               <w:t>☐</w:t>
             </w:r>
           </w:p>
         </w:tc>
         <w:tc>
           <w:tcPr>
-            <w:tcW w:type="dxa" w:w="1247"/>
-            <w:vAlign w:val="center"/>
-            <w:tcMar>
-              <w:top w:w="55" w:type="dxa"/>
-              <w:start w:w="55" w:type="dxa"/>
-              <w:bottom w:w="55" w:type="dxa"/>
-              <w:end w:w="55" w:type="dxa"/>
-            </w:tcMar>
+            <w:tcW w:type="dxa" w:w="2085"/>
           </w:tcPr>
           <w:p>
-            <w:pPr>
-              <w:spacing w:after="0"/>
-              <w:jc w:val="center"/>
-            </w:pPr>
             <w:r>
-              <w:rPr>
-                <w:sz w:val="16"/>
-              </w:rPr>
               <w:t>☐</w:t>
             </w:r>
           </w:p>
         </w:tc>
         <w:tc>
           <w:tcPr>
-            <w:tcW w:type="dxa" w:w="1247"/>
-            <w:vAlign w:val="center"/>
-            <w:tcMar>
-              <w:top w:w="55" w:type="dxa"/>
-              <w:start w:w="55" w:type="dxa"/>
-              <w:bottom w:w="55" w:type="dxa"/>
-              <w:end w:w="55" w:type="dxa"/>
-            </w:tcMar>
+            <w:tcW w:type="dxa" w:w="2085"/>
           </w:tcPr>
           <w:p>
-            <w:pPr>
-              <w:spacing w:after="0"/>
-              <w:jc w:val="center"/>
-            </w:pPr>
             <w:r>
-              <w:rPr>
-                <w:sz w:val="16"/>
-              </w:rPr>
-              <w:t>☐</w:t>
-            </w:r>
-          </w:p>
-        </w:tc>
-        <w:tc>
-          <w:tcPr>
-            <w:tcW w:type="dxa" w:w="1247"/>
-            <w:vAlign w:val="center"/>
-            <w:tcMar>
-              <w:top w:w="55" w:type="dxa"/>
-              <w:start w:w="55" w:type="dxa"/>
-              <w:bottom w:w="55" w:type="dxa"/>
-              <w:end w:w="55" w:type="dxa"/>
-            </w:tcMar>
-          </w:tcPr>
-          <w:p>
-            <w:pPr>
-              <w:spacing w:after="0"/>
-              <w:jc w:val="center"/>
-            </w:pPr>
-            <w:r>
-              <w:rPr>
-                <w:sz w:val="16"/>
-              </w:rPr>
-              <w:t>☐</w:t>
-            </w:r>
-          </w:p>
-        </w:tc>
-      </w:tr>
-      <w:tr>
-        <w:tc>
-          <w:tcPr>
-            <w:tcW w:type="dxa" w:w="1587"/>
-            <w:vAlign w:val="center"/>
-            <w:tcMar>
-              <w:top w:w="55" w:type="dxa"/>
-              <w:start w:w="55" w:type="dxa"/>
-              <w:bottom w:w="55" w:type="dxa"/>
-              <w:end w:w="55" w:type="dxa"/>
-            </w:tcMar>
-          </w:tcPr>
-          <w:p>
-            <w:pPr>
-              <w:spacing w:after="0"/>
-            </w:pPr>
-            <w:r>
-              <w:rPr>
-                <w:sz w:val="16"/>
-              </w:rPr>
-              <w:t>NUM-P1-03</w:t>
-            </w:r>
-          </w:p>
-        </w:tc>
-        <w:tc>
-          <w:tcPr>
-            <w:tcW w:type="dxa" w:w="2948"/>
-            <w:vAlign w:val="center"/>
-            <w:tcMar>
-              <w:top w:w="55" w:type="dxa"/>
-              <w:start w:w="55" w:type="dxa"/>
-              <w:bottom w:w="55" w:type="dxa"/>
-              <w:end w:w="55" w:type="dxa"/>
-            </w:tcMar>
-          </w:tcPr>
-          <w:p>
-            <w:pPr>
-              <w:spacing w:after="0"/>
-            </w:pPr>
-            <w:r>
-              <w:rPr>
-                <w:sz w:val="16"/>
-              </w:rPr>
-              <w:t>Décomposer un nombre</w:t>
-            </w:r>
-          </w:p>
-        </w:tc>
-        <w:tc>
-          <w:tcPr>
-            <w:tcW w:type="dxa" w:w="5102"/>
-            <w:vAlign w:val="center"/>
-            <w:tcMar>
-              <w:top w:w="55" w:type="dxa"/>
-              <w:start w:w="55" w:type="dxa"/>
-              <w:bottom w:w="55" w:type="dxa"/>
-              <w:end w:w="55" w:type="dxa"/>
-            </w:tcMar>
-          </w:tcPr>
-          <w:p>
-            <w:pPr>
-              <w:spacing w:after="0"/>
-            </w:pPr>
-            <w:r>
-              <w:rPr>
-                <w:sz w:val="16"/>
-              </w:rPr>
-              <w:t>Décompose selon la valeur de position et peut recomposer le nombre.</w:t>
-            </w:r>
-          </w:p>
-        </w:tc>
-        <w:tc>
-          <w:tcPr>
-            <w:tcW w:type="dxa" w:w="1247"/>
-            <w:vAlign w:val="center"/>
-            <w:tcMar>
-              <w:top w:w="55" w:type="dxa"/>
-              <w:start w:w="55" w:type="dxa"/>
-              <w:bottom w:w="55" w:type="dxa"/>
-              <w:end w:w="55" w:type="dxa"/>
-            </w:tcMar>
-          </w:tcPr>
-          <w:p>
-            <w:pPr>
-              <w:spacing w:after="0"/>
-              <w:jc w:val="center"/>
-            </w:pPr>
-            <w:r>
-              <w:rPr>
-                <w:sz w:val="16"/>
-              </w:rPr>
-              <w:t>☐</w:t>
-            </w:r>
-          </w:p>
-        </w:tc>
-        <w:tc>
-          <w:tcPr>
-            <w:tcW w:type="dxa" w:w="1247"/>
-            <w:vAlign w:val="center"/>
-            <w:tcMar>
-              <w:top w:w="55" w:type="dxa"/>
-              <w:start w:w="55" w:type="dxa"/>
-              <w:bottom w:w="55" w:type="dxa"/>
-              <w:end w:w="55" w:type="dxa"/>
-            </w:tcMar>
-          </w:tcPr>
-          <w:p>
-            <w:pPr>
-              <w:spacing w:after="0"/>
-              <w:jc w:val="center"/>
-            </w:pPr>
-            <w:r>
-              <w:rPr>
-                <w:sz w:val="16"/>
-              </w:rPr>
-              <w:t>☐</w:t>
-            </w:r>
-          </w:p>
-        </w:tc>
-        <w:tc>
-          <w:tcPr>
-            <w:tcW w:type="dxa" w:w="1247"/>
-            <w:vAlign w:val="center"/>
-            <w:tcMar>
-              <w:top w:w="55" w:type="dxa"/>
-              <w:start w:w="55" w:type="dxa"/>
-              <w:bottom w:w="55" w:type="dxa"/>
-              <w:end w:w="55" w:type="dxa"/>
-            </w:tcMar>
-          </w:tcPr>
-          <w:p>
-            <w:pPr>
-              <w:spacing w:after="0"/>
-              <w:jc w:val="center"/>
-            </w:pPr>
-            <w:r>
-              <w:rPr>
-                <w:sz w:val="16"/>
-              </w:rPr>
-              <w:t>☐</w:t>
-            </w:r>
-          </w:p>
-        </w:tc>
-        <w:tc>
-          <w:tcPr>
-            <w:tcW w:type="dxa" w:w="1247"/>
-            <w:vAlign w:val="center"/>
-            <w:tcMar>
-              <w:top w:w="55" w:type="dxa"/>
-              <w:start w:w="55" w:type="dxa"/>
-              <w:bottom w:w="55" w:type="dxa"/>
-              <w:end w:w="55" w:type="dxa"/>
-            </w:tcMar>
-          </w:tcPr>
-          <w:p>
-            <w:pPr>
-              <w:spacing w:after="0"/>
-              <w:jc w:val="center"/>
-            </w:pPr>
-            <w:r>
-              <w:rPr>
-                <w:sz w:val="16"/>
-              </w:rPr>
-              <w:t>☐</w:t>
-            </w:r>
-          </w:p>
-        </w:tc>
-      </w:tr>
-      <w:tr>
-        <w:tc>
-          <w:tcPr>
-            <w:tcW w:type="dxa" w:w="1587"/>
-            <w:vAlign w:val="center"/>
-            <w:tcMar>
-              <w:top w:w="55" w:type="dxa"/>
-              <w:start w:w="55" w:type="dxa"/>
-              <w:bottom w:w="55" w:type="dxa"/>
-              <w:end w:w="55" w:type="dxa"/>
-            </w:tcMar>
-          </w:tcPr>
-          <w:p>
-            <w:pPr>
-              <w:spacing w:after="0"/>
-            </w:pPr>
-            <w:r>
-              <w:rPr>
-                <w:sz w:val="16"/>
-              </w:rPr>
-              <w:t>NUM-P1-04</w:t>
-            </w:r>
-          </w:p>
-        </w:tc>
-        <w:tc>
-          <w:tcPr>
-            <w:tcW w:type="dxa" w:w="2948"/>
-            <w:vAlign w:val="center"/>
-            <w:tcMar>
-              <w:top w:w="55" w:type="dxa"/>
-              <w:start w:w="55" w:type="dxa"/>
-              <w:bottom w:w="55" w:type="dxa"/>
-              <w:end w:w="55" w:type="dxa"/>
-            </w:tcMar>
-          </w:tcPr>
-          <w:p>
-            <w:pPr>
-              <w:spacing w:after="0"/>
-            </w:pPr>
-            <w:r>
-              <w:rPr>
-                <w:sz w:val="16"/>
-              </w:rPr>
-              <w:t>Comparer deux nombres</w:t>
-            </w:r>
-          </w:p>
-        </w:tc>
-        <w:tc>
-          <w:tcPr>
-            <w:tcW w:type="dxa" w:w="5102"/>
-            <w:vAlign w:val="center"/>
-            <w:tcMar>
-              <w:top w:w="55" w:type="dxa"/>
-              <w:start w:w="55" w:type="dxa"/>
-              <w:bottom w:w="55" w:type="dxa"/>
-              <w:end w:w="55" w:type="dxa"/>
-            </w:tcMar>
-          </w:tcPr>
-          <w:p>
-            <w:pPr>
-              <w:spacing w:after="0"/>
-            </w:pPr>
-            <w:r>
-              <w:rPr>
-                <w:sz w:val="16"/>
-              </w:rPr>
-              <w:t>Compare deux nombres et utilise correctement &lt;, &gt; ou =.</w:t>
-            </w:r>
-          </w:p>
-        </w:tc>
-        <w:tc>
-          <w:tcPr>
-            <w:tcW w:type="dxa" w:w="1247"/>
-            <w:vAlign w:val="center"/>
-            <w:tcMar>
-              <w:top w:w="55" w:type="dxa"/>
-              <w:start w:w="55" w:type="dxa"/>
-              <w:bottom w:w="55" w:type="dxa"/>
-              <w:end w:w="55" w:type="dxa"/>
-            </w:tcMar>
-          </w:tcPr>
-          <w:p>
-            <w:pPr>
-              <w:spacing w:after="0"/>
-              <w:jc w:val="center"/>
-            </w:pPr>
-            <w:r>
-              <w:rPr>
-                <w:sz w:val="16"/>
-              </w:rPr>
-              <w:t>☐</w:t>
-            </w:r>
-          </w:p>
-        </w:tc>
-        <w:tc>
-          <w:tcPr>
-            <w:tcW w:type="dxa" w:w="1247"/>
-            <w:vAlign w:val="center"/>
-            <w:tcMar>
-              <w:top w:w="55" w:type="dxa"/>
-              <w:start w:w="55" w:type="dxa"/>
-              <w:bottom w:w="55" w:type="dxa"/>
-              <w:end w:w="55" w:type="dxa"/>
-            </w:tcMar>
-          </w:tcPr>
-          <w:p>
-            <w:pPr>
-              <w:spacing w:after="0"/>
-              <w:jc w:val="center"/>
-            </w:pPr>
-            <w:r>
-              <w:rPr>
-                <w:sz w:val="16"/>
-              </w:rPr>
-              <w:t>☐</w:t>
-            </w:r>
-          </w:p>
-        </w:tc>
-        <w:tc>
-          <w:tcPr>
-            <w:tcW w:type="dxa" w:w="1247"/>
-            <w:vAlign w:val="center"/>
-            <w:tcMar>
-              <w:top w:w="55" w:type="dxa"/>
-              <w:start w:w="55" w:type="dxa"/>
-              <w:bottom w:w="55" w:type="dxa"/>
-              <w:end w:w="55" w:type="dxa"/>
-            </w:tcMar>
-          </w:tcPr>
-          <w:p>
-            <w:pPr>
-              <w:spacing w:after="0"/>
-              <w:jc w:val="center"/>
-            </w:pPr>
-            <w:r>
-              <w:rPr>
-                <w:sz w:val="16"/>
-              </w:rPr>
-              <w:t>☐</w:t>
-            </w:r>
-          </w:p>
-        </w:tc>
-        <w:tc>
-          <w:tcPr>
-            <w:tcW w:type="dxa" w:w="1247"/>
-            <w:vAlign w:val="center"/>
-            <w:tcMar>
-              <w:top w:w="55" w:type="dxa"/>
-              <w:start w:w="55" w:type="dxa"/>
-              <w:bottom w:w="55" w:type="dxa"/>
-              <w:end w:w="55" w:type="dxa"/>
-            </w:tcMar>
-          </w:tcPr>
-          <w:p>
-            <w:pPr>
-              <w:spacing w:after="0"/>
-              <w:jc w:val="center"/>
-            </w:pPr>
-            <w:r>
-              <w:rPr>
-                <w:sz w:val="16"/>
-              </w:rPr>
-              <w:t>☐</w:t>
-            </w:r>
-          </w:p>
-        </w:tc>
-      </w:tr>
-      <w:tr>
-        <w:tc>
-          <w:tcPr>
-            <w:tcW w:type="dxa" w:w="1587"/>
-            <w:vAlign w:val="center"/>
-            <w:tcMar>
-              <w:top w:w="55" w:type="dxa"/>
-              <w:start w:w="55" w:type="dxa"/>
-              <w:bottom w:w="55" w:type="dxa"/>
-              <w:end w:w="55" w:type="dxa"/>
-            </w:tcMar>
-          </w:tcPr>
-          <w:p>
-            <w:pPr>
-              <w:spacing w:after="0"/>
-            </w:pPr>
-            <w:r>
-              <w:rPr>
-                <w:sz w:val="16"/>
-              </w:rPr>
-              <w:t>NUM-P1-05</w:t>
-            </w:r>
-          </w:p>
-        </w:tc>
-        <w:tc>
-          <w:tcPr>
-            <w:tcW w:type="dxa" w:w="2948"/>
-            <w:vAlign w:val="center"/>
-            <w:tcMar>
-              <w:top w:w="55" w:type="dxa"/>
-              <w:start w:w="55" w:type="dxa"/>
-              <w:bottom w:w="55" w:type="dxa"/>
-              <w:end w:w="55" w:type="dxa"/>
-            </w:tcMar>
-          </w:tcPr>
-          <w:p>
-            <w:pPr>
-              <w:spacing w:after="0"/>
-            </w:pPr>
-            <w:r>
-              <w:rPr>
-                <w:sz w:val="16"/>
-              </w:rPr>
-              <w:t>Encadrer un nombre</w:t>
-            </w:r>
-          </w:p>
-        </w:tc>
-        <w:tc>
-          <w:tcPr>
-            <w:tcW w:type="dxa" w:w="5102"/>
-            <w:vAlign w:val="center"/>
-            <w:tcMar>
-              <w:top w:w="55" w:type="dxa"/>
-              <w:start w:w="55" w:type="dxa"/>
-              <w:bottom w:w="55" w:type="dxa"/>
-              <w:end w:w="55" w:type="dxa"/>
-            </w:tcMar>
-          </w:tcPr>
-          <w:p>
-            <w:pPr>
-              <w:spacing w:after="0"/>
-            </w:pPr>
-            <w:r>
-              <w:rPr>
-                <w:sz w:val="16"/>
-              </w:rPr>
-              <w:t>Trouve les bornes demandées entre dizaines ou centaines consécutives.</w:t>
-            </w:r>
-          </w:p>
-        </w:tc>
-        <w:tc>
-          <w:tcPr>
-            <w:tcW w:type="dxa" w:w="1247"/>
-            <w:vAlign w:val="center"/>
-            <w:tcMar>
-              <w:top w:w="55" w:type="dxa"/>
-              <w:start w:w="55" w:type="dxa"/>
-              <w:bottom w:w="55" w:type="dxa"/>
-              <w:end w:w="55" w:type="dxa"/>
-            </w:tcMar>
-          </w:tcPr>
-          <w:p>
-            <w:pPr>
-              <w:spacing w:after="0"/>
-              <w:jc w:val="center"/>
-            </w:pPr>
-            <w:r>
-              <w:rPr>
-                <w:sz w:val="16"/>
-              </w:rPr>
-              <w:t>☐</w:t>
-            </w:r>
-          </w:p>
-        </w:tc>
-        <w:tc>
-          <w:tcPr>
-            <w:tcW w:type="dxa" w:w="1247"/>
-            <w:vAlign w:val="center"/>
-            <w:tcMar>
-              <w:top w:w="55" w:type="dxa"/>
-              <w:start w:w="55" w:type="dxa"/>
-              <w:bottom w:w="55" w:type="dxa"/>
-              <w:end w:w="55" w:type="dxa"/>
-            </w:tcMar>
-          </w:tcPr>
-          <w:p>
-            <w:pPr>
-              <w:spacing w:after="0"/>
-              <w:jc w:val="center"/>
-            </w:pPr>
-            <w:r>
-              <w:rPr>
-                <w:sz w:val="16"/>
-              </w:rPr>
-              <w:t>☐</w:t>
-            </w:r>
-          </w:p>
-        </w:tc>
-        <w:tc>
-          <w:tcPr>
-            <w:tcW w:type="dxa" w:w="1247"/>
-            <w:vAlign w:val="center"/>
-            <w:tcMar>
-              <w:top w:w="55" w:type="dxa"/>
-              <w:start w:w="55" w:type="dxa"/>
-              <w:bottom w:w="55" w:type="dxa"/>
-              <w:end w:w="55" w:type="dxa"/>
-            </w:tcMar>
-          </w:tcPr>
-          <w:p>
-            <w:pPr>
-              <w:spacing w:after="0"/>
-              <w:jc w:val="center"/>
-            </w:pPr>
-            <w:r>
-              <w:rPr>
-                <w:sz w:val="16"/>
-              </w:rPr>
-              <w:t>☐</w:t>
-            </w:r>
-          </w:p>
-        </w:tc>
-        <w:tc>
-          <w:tcPr>
-            <w:tcW w:type="dxa" w:w="1247"/>
-            <w:vAlign w:val="center"/>
-            <w:tcMar>
-              <w:top w:w="55" w:type="dxa"/>
-              <w:start w:w="55" w:type="dxa"/>
-              <w:bottom w:w="55" w:type="dxa"/>
-              <w:end w:w="55" w:type="dxa"/>
-            </w:tcMar>
-          </w:tcPr>
-          <w:p>
-            <w:pPr>
-              <w:spacing w:after="0"/>
-              <w:jc w:val="center"/>
-            </w:pPr>
-            <w:r>
-              <w:rPr>
-                <w:sz w:val="16"/>
-              </w:rPr>
-              <w:t>☐</w:t>
-            </w:r>
-          </w:p>
-        </w:tc>
-      </w:tr>
-      <w:tr>
-        <w:tc>
-          <w:tcPr>
-            <w:tcW w:type="dxa" w:w="1587"/>
-            <w:vAlign w:val="center"/>
-            <w:tcMar>
-              <w:top w:w="55" w:type="dxa"/>
-              <w:start w:w="55" w:type="dxa"/>
-              <w:bottom w:w="55" w:type="dxa"/>
-              <w:end w:w="55" w:type="dxa"/>
-            </w:tcMar>
-          </w:tcPr>
-          <w:p>
-            <w:pPr>
-              <w:spacing w:after="0"/>
-            </w:pPr>
-            <w:r>
-              <w:rPr>
-                <w:sz w:val="16"/>
-              </w:rPr>
-              <w:t>FRA-P1-01</w:t>
-            </w:r>
-          </w:p>
-        </w:tc>
-        <w:tc>
-          <w:tcPr>
-            <w:tcW w:type="dxa" w:w="2948"/>
-            <w:vAlign w:val="center"/>
-            <w:tcMar>
-              <w:top w:w="55" w:type="dxa"/>
-              <w:start w:w="55" w:type="dxa"/>
-              <w:bottom w:w="55" w:type="dxa"/>
-              <w:end w:w="55" w:type="dxa"/>
-            </w:tcMar>
-          </w:tcPr>
-          <w:p>
-            <w:pPr>
-              <w:spacing w:after="0"/>
-            </w:pPr>
-            <w:r>
-              <w:rPr>
-                <w:sz w:val="16"/>
-              </w:rPr>
-              <w:t>Représenter une fraction simple</w:t>
-            </w:r>
-          </w:p>
-        </w:tc>
-        <w:tc>
-          <w:tcPr>
-            <w:tcW w:type="dxa" w:w="5102"/>
-            <w:vAlign w:val="center"/>
-            <w:tcMar>
-              <w:top w:w="55" w:type="dxa"/>
-              <w:start w:w="55" w:type="dxa"/>
-              <w:bottom w:w="55" w:type="dxa"/>
-              <w:end w:w="55" w:type="dxa"/>
-            </w:tcMar>
-          </w:tcPr>
-          <w:p>
-            <w:pPr>
-              <w:spacing w:after="0"/>
-            </w:pPr>
-            <w:r>
-              <w:rPr>
-                <w:sz w:val="16"/>
-              </w:rPr>
-              <w:t>Représente une fraction d’un tout partagé en parts égales.</w:t>
-            </w:r>
-          </w:p>
-        </w:tc>
-        <w:tc>
-          <w:tcPr>
-            <w:tcW w:type="dxa" w:w="1247"/>
-            <w:vAlign w:val="center"/>
-            <w:tcMar>
-              <w:top w:w="55" w:type="dxa"/>
-              <w:start w:w="55" w:type="dxa"/>
-              <w:bottom w:w="55" w:type="dxa"/>
-              <w:end w:w="55" w:type="dxa"/>
-            </w:tcMar>
-          </w:tcPr>
-          <w:p>
-            <w:pPr>
-              <w:spacing w:after="0"/>
-              <w:jc w:val="center"/>
-            </w:pPr>
-            <w:r>
-              <w:rPr>
-                <w:sz w:val="16"/>
-              </w:rPr>
-              <w:t>☐</w:t>
-            </w:r>
-          </w:p>
-        </w:tc>
-        <w:tc>
-          <w:tcPr>
-            <w:tcW w:type="dxa" w:w="1247"/>
-            <w:vAlign w:val="center"/>
-            <w:tcMar>
-              <w:top w:w="55" w:type="dxa"/>
-              <w:start w:w="55" w:type="dxa"/>
-              <w:bottom w:w="55" w:type="dxa"/>
-              <w:end w:w="55" w:type="dxa"/>
-            </w:tcMar>
-          </w:tcPr>
-          <w:p>
-            <w:pPr>
-              <w:spacing w:after="0"/>
-              <w:jc w:val="center"/>
-            </w:pPr>
-            <w:r>
-              <w:rPr>
-                <w:sz w:val="16"/>
-              </w:rPr>
-              <w:t>☐</w:t>
-            </w:r>
-          </w:p>
-        </w:tc>
-        <w:tc>
-          <w:tcPr>
-            <w:tcW w:type="dxa" w:w="1247"/>
-            <w:vAlign w:val="center"/>
-            <w:tcMar>
-              <w:top w:w="55" w:type="dxa"/>
-              <w:start w:w="55" w:type="dxa"/>
-              <w:bottom w:w="55" w:type="dxa"/>
-              <w:end w:w="55" w:type="dxa"/>
-            </w:tcMar>
-          </w:tcPr>
-          <w:p>
-            <w:pPr>
-              <w:spacing w:after="0"/>
-              <w:jc w:val="center"/>
-            </w:pPr>
-            <w:r>
-              <w:rPr>
-                <w:sz w:val="16"/>
-              </w:rPr>
-              <w:t>☐</w:t>
-            </w:r>
-          </w:p>
-        </w:tc>
-        <w:tc>
-          <w:tcPr>
-            <w:tcW w:type="dxa" w:w="1247"/>
-            <w:vAlign w:val="center"/>
-            <w:tcMar>
-              <w:top w:w="55" w:type="dxa"/>
-              <w:start w:w="55" w:type="dxa"/>
-              <w:bottom w:w="55" w:type="dxa"/>
-              <w:end w:w="55" w:type="dxa"/>
-            </w:tcMar>
-          </w:tcPr>
-          <w:p>
-            <w:pPr>
-              <w:spacing w:after="0"/>
-              <w:jc w:val="center"/>
-            </w:pPr>
-            <w:r>
-              <w:rPr>
-                <w:sz w:val="16"/>
-              </w:rPr>
-              <w:t>☐</w:t>
-            </w:r>
-          </w:p>
-        </w:tc>
-      </w:tr>
-      <w:tr>
-        <w:tc>
-          <w:tcPr>
-            <w:tcW w:type="dxa" w:w="1587"/>
-            <w:vAlign w:val="center"/>
-            <w:tcMar>
-              <w:top w:w="55" w:type="dxa"/>
-              <w:start w:w="55" w:type="dxa"/>
-              <w:bottom w:w="55" w:type="dxa"/>
-              <w:end w:w="55" w:type="dxa"/>
-            </w:tcMar>
-          </w:tcPr>
-          <w:p>
-            <w:pPr>
-              <w:spacing w:after="0"/>
-            </w:pPr>
-            <w:r>
-              <w:rPr>
-                <w:sz w:val="16"/>
-              </w:rPr>
-              <w:t>FRA-P1-02</w:t>
-            </w:r>
-          </w:p>
-        </w:tc>
-        <w:tc>
-          <w:tcPr>
-            <w:tcW w:type="dxa" w:w="2948"/>
-            <w:vAlign w:val="center"/>
-            <w:tcMar>
-              <w:top w:w="55" w:type="dxa"/>
-              <w:start w:w="55" w:type="dxa"/>
-              <w:bottom w:w="55" w:type="dxa"/>
-              <w:end w:w="55" w:type="dxa"/>
-            </w:tcMar>
-          </w:tcPr>
-          <w:p>
-            <w:pPr>
-              <w:spacing w:after="0"/>
-            </w:pPr>
-            <w:r>
-              <w:rPr>
-                <w:sz w:val="16"/>
-              </w:rPr>
-              <w:t>Nommer une fraction simple</w:t>
-            </w:r>
-          </w:p>
-        </w:tc>
-        <w:tc>
-          <w:tcPr>
-            <w:tcW w:type="dxa" w:w="5102"/>
-            <w:vAlign w:val="center"/>
-            <w:tcMar>
-              <w:top w:w="55" w:type="dxa"/>
-              <w:start w:w="55" w:type="dxa"/>
-              <w:bottom w:w="55" w:type="dxa"/>
-              <w:end w:w="55" w:type="dxa"/>
-            </w:tcMar>
-          </w:tcPr>
-          <w:p>
-            <w:pPr>
-              <w:spacing w:after="0"/>
-            </w:pPr>
-            <w:r>
-              <w:rPr>
-                <w:sz w:val="16"/>
-              </w:rPr>
-              <w:t>Lit et écrit correctement des fractions simples usuelles.</w:t>
-            </w:r>
-          </w:p>
-        </w:tc>
-        <w:tc>
-          <w:tcPr>
-            <w:tcW w:type="dxa" w:w="1247"/>
-            <w:vAlign w:val="center"/>
-            <w:tcMar>
-              <w:top w:w="55" w:type="dxa"/>
-              <w:start w:w="55" w:type="dxa"/>
-              <w:bottom w:w="55" w:type="dxa"/>
-              <w:end w:w="55" w:type="dxa"/>
-            </w:tcMar>
-          </w:tcPr>
-          <w:p>
-            <w:pPr>
-              <w:spacing w:after="0"/>
-              <w:jc w:val="center"/>
-            </w:pPr>
-            <w:r>
-              <w:rPr>
-                <w:sz w:val="16"/>
-              </w:rPr>
-              <w:t>☐</w:t>
-            </w:r>
-          </w:p>
-        </w:tc>
-        <w:tc>
-          <w:tcPr>
-            <w:tcW w:type="dxa" w:w="1247"/>
-            <w:vAlign w:val="center"/>
-            <w:tcMar>
-              <w:top w:w="55" w:type="dxa"/>
-              <w:start w:w="55" w:type="dxa"/>
-              <w:bottom w:w="55" w:type="dxa"/>
-              <w:end w:w="55" w:type="dxa"/>
-            </w:tcMar>
-          </w:tcPr>
-          <w:p>
-            <w:pPr>
-              <w:spacing w:after="0"/>
-              <w:jc w:val="center"/>
-            </w:pPr>
-            <w:r>
-              <w:rPr>
-                <w:sz w:val="16"/>
-              </w:rPr>
-              <w:t>☐</w:t>
-            </w:r>
-          </w:p>
-        </w:tc>
-        <w:tc>
-          <w:tcPr>
-            <w:tcW w:type="dxa" w:w="1247"/>
-            <w:vAlign w:val="center"/>
-            <w:tcMar>
-              <w:top w:w="55" w:type="dxa"/>
-              <w:start w:w="55" w:type="dxa"/>
-              <w:bottom w:w="55" w:type="dxa"/>
-              <w:end w:w="55" w:type="dxa"/>
-            </w:tcMar>
-          </w:tcPr>
-          <w:p>
-            <w:pPr>
-              <w:spacing w:after="0"/>
-              <w:jc w:val="center"/>
-            </w:pPr>
-            <w:r>
-              <w:rPr>
-                <w:sz w:val="16"/>
-              </w:rPr>
-              <w:t>☐</w:t>
-            </w:r>
-          </w:p>
-        </w:tc>
-        <w:tc>
-          <w:tcPr>
-            <w:tcW w:type="dxa" w:w="1247"/>
-            <w:vAlign w:val="center"/>
-            <w:tcMar>
-              <w:top w:w="55" w:type="dxa"/>
-              <w:start w:w="55" w:type="dxa"/>
-              <w:bottom w:w="55" w:type="dxa"/>
-              <w:end w:w="55" w:type="dxa"/>
-            </w:tcMar>
-          </w:tcPr>
-          <w:p>
-            <w:pPr>
-              <w:spacing w:after="0"/>
-              <w:jc w:val="center"/>
-            </w:pPr>
-            <w:r>
-              <w:rPr>
-                <w:sz w:val="16"/>
-              </w:rPr>
-              <w:t>☐</w:t>
-            </w:r>
-          </w:p>
-        </w:tc>
-      </w:tr>
-      <w:tr>
-        <w:tc>
-          <w:tcPr>
-            <w:tcW w:type="dxa" w:w="1587"/>
-            <w:vAlign w:val="center"/>
-            <w:tcMar>
-              <w:top w:w="55" w:type="dxa"/>
-              <w:start w:w="55" w:type="dxa"/>
-              <w:bottom w:w="55" w:type="dxa"/>
-              <w:end w:w="55" w:type="dxa"/>
-            </w:tcMar>
-          </w:tcPr>
-          <w:p>
-            <w:pPr>
-              <w:spacing w:after="0"/>
-            </w:pPr>
-            <w:r>
-              <w:rPr>
-                <w:sz w:val="16"/>
-              </w:rPr>
-              <w:t>CAL-P1-01</w:t>
-            </w:r>
-          </w:p>
-        </w:tc>
-        <w:tc>
-          <w:tcPr>
-            <w:tcW w:type="dxa" w:w="2948"/>
-            <w:vAlign w:val="center"/>
-            <w:tcMar>
-              <w:top w:w="55" w:type="dxa"/>
-              <w:start w:w="55" w:type="dxa"/>
-              <w:bottom w:w="55" w:type="dxa"/>
-              <w:end w:w="55" w:type="dxa"/>
-            </w:tcMar>
-          </w:tcPr>
-          <w:p>
-            <w:pPr>
-              <w:spacing w:after="0"/>
-            </w:pPr>
-            <w:r>
-              <w:rPr>
-                <w:sz w:val="16"/>
-              </w:rPr>
-              <w:t>Restituer les tables d’addition</w:t>
-            </w:r>
-          </w:p>
-        </w:tc>
-        <w:tc>
-          <w:tcPr>
-            <w:tcW w:type="dxa" w:w="5102"/>
-            <w:vAlign w:val="center"/>
-            <w:tcMar>
-              <w:top w:w="55" w:type="dxa"/>
-              <w:start w:w="55" w:type="dxa"/>
-              <w:bottom w:w="55" w:type="dxa"/>
-              <w:end w:w="55" w:type="dxa"/>
-            </w:tcMar>
-          </w:tcPr>
-          <w:p>
-            <w:pPr>
-              <w:spacing w:after="0"/>
-            </w:pPr>
-            <w:r>
-              <w:rPr>
-                <w:sz w:val="16"/>
-              </w:rPr>
-              <w:t>Restitue avec suffisamment de sûreté les faits additifs travaillés.</w:t>
-            </w:r>
-          </w:p>
-        </w:tc>
-        <w:tc>
-          <w:tcPr>
-            <w:tcW w:type="dxa" w:w="1247"/>
-            <w:vAlign w:val="center"/>
-            <w:tcMar>
-              <w:top w:w="55" w:type="dxa"/>
-              <w:start w:w="55" w:type="dxa"/>
-              <w:bottom w:w="55" w:type="dxa"/>
-              <w:end w:w="55" w:type="dxa"/>
-            </w:tcMar>
-          </w:tcPr>
-          <w:p>
-            <w:pPr>
-              <w:spacing w:after="0"/>
-              <w:jc w:val="center"/>
-            </w:pPr>
-            <w:r>
-              <w:rPr>
-                <w:sz w:val="16"/>
-              </w:rPr>
-              <w:t>☐</w:t>
-            </w:r>
-          </w:p>
-        </w:tc>
-        <w:tc>
-          <w:tcPr>
-            <w:tcW w:type="dxa" w:w="1247"/>
-            <w:vAlign w:val="center"/>
-            <w:tcMar>
-              <w:top w:w="55" w:type="dxa"/>
-              <w:start w:w="55" w:type="dxa"/>
-              <w:bottom w:w="55" w:type="dxa"/>
-              <w:end w:w="55" w:type="dxa"/>
-            </w:tcMar>
-          </w:tcPr>
-          <w:p>
-            <w:pPr>
-              <w:spacing w:after="0"/>
-              <w:jc w:val="center"/>
-            </w:pPr>
-            <w:r>
-              <w:rPr>
-                <w:sz w:val="16"/>
-              </w:rPr>
-              <w:t>☐</w:t>
-            </w:r>
-          </w:p>
-        </w:tc>
-        <w:tc>
-          <w:tcPr>
-            <w:tcW w:type="dxa" w:w="1247"/>
-            <w:vAlign w:val="center"/>
-            <w:tcMar>
-              <w:top w:w="55" w:type="dxa"/>
-              <w:start w:w="55" w:type="dxa"/>
-              <w:bottom w:w="55" w:type="dxa"/>
-              <w:end w:w="55" w:type="dxa"/>
-            </w:tcMar>
-          </w:tcPr>
-          <w:p>
-            <w:pPr>
-              <w:spacing w:after="0"/>
-              <w:jc w:val="center"/>
-            </w:pPr>
-            <w:r>
-              <w:rPr>
-                <w:sz w:val="16"/>
-              </w:rPr>
-              <w:t>☐</w:t>
-            </w:r>
-          </w:p>
-        </w:tc>
-        <w:tc>
-          <w:tcPr>
-            <w:tcW w:type="dxa" w:w="1247"/>
-            <w:vAlign w:val="center"/>
-            <w:tcMar>
-              <w:top w:w="55" w:type="dxa"/>
-              <w:start w:w="55" w:type="dxa"/>
-              <w:bottom w:w="55" w:type="dxa"/>
-              <w:end w:w="55" w:type="dxa"/>
-            </w:tcMar>
-          </w:tcPr>
-          <w:p>
-            <w:pPr>
-              <w:spacing w:after="0"/>
-              <w:jc w:val="center"/>
-            </w:pPr>
-            <w:r>
-              <w:rPr>
-                <w:sz w:val="16"/>
-              </w:rPr>
-              <w:t>☐</w:t>
-            </w:r>
-          </w:p>
-        </w:tc>
-      </w:tr>
-      <w:tr>
-        <w:tc>
-          <w:tcPr>
-            <w:tcW w:type="dxa" w:w="1587"/>
-            <w:vAlign w:val="center"/>
-            <w:tcMar>
-              <w:top w:w="55" w:type="dxa"/>
-              <w:start w:w="55" w:type="dxa"/>
-              <w:bottom w:w="55" w:type="dxa"/>
-              <w:end w:w="55" w:type="dxa"/>
-            </w:tcMar>
-          </w:tcPr>
-          <w:p>
-            <w:pPr>
-              <w:spacing w:after="0"/>
-            </w:pPr>
-            <w:r>
-              <w:rPr>
-                <w:sz w:val="16"/>
-              </w:rPr>
-              <w:t>CAL-P1-02</w:t>
-            </w:r>
-          </w:p>
-        </w:tc>
-        <w:tc>
-          <w:tcPr>
-            <w:tcW w:type="dxa" w:w="2948"/>
-            <w:vAlign w:val="center"/>
-            <w:tcMar>
-              <w:top w:w="55" w:type="dxa"/>
-              <w:start w:w="55" w:type="dxa"/>
-              <w:bottom w:w="55" w:type="dxa"/>
-              <w:end w:w="55" w:type="dxa"/>
-            </w:tcMar>
-          </w:tcPr>
-          <w:p>
-            <w:pPr>
-              <w:spacing w:after="0"/>
-            </w:pPr>
-            <w:r>
-              <w:rPr>
-                <w:sz w:val="16"/>
-              </w:rPr>
-              <w:t>Trouver un complément à 10 ou 100</w:t>
-            </w:r>
-          </w:p>
-        </w:tc>
-        <w:tc>
-          <w:tcPr>
-            <w:tcW w:type="dxa" w:w="5102"/>
-            <w:vAlign w:val="center"/>
-            <w:tcMar>
-              <w:top w:w="55" w:type="dxa"/>
-              <w:start w:w="55" w:type="dxa"/>
-              <w:bottom w:w="55" w:type="dxa"/>
-              <w:end w:w="55" w:type="dxa"/>
-            </w:tcMar>
-          </w:tcPr>
-          <w:p>
-            <w:pPr>
-              <w:spacing w:after="0"/>
-            </w:pPr>
-            <w:r>
-              <w:rPr>
-                <w:sz w:val="16"/>
-              </w:rPr>
-              <w:t>Trouve rapidement les compléments demandés à 10 ou 100.</w:t>
-            </w:r>
-          </w:p>
-        </w:tc>
-        <w:tc>
-          <w:tcPr>
-            <w:tcW w:type="dxa" w:w="1247"/>
-            <w:vAlign w:val="center"/>
-            <w:tcMar>
-              <w:top w:w="55" w:type="dxa"/>
-              <w:start w:w="55" w:type="dxa"/>
-              <w:bottom w:w="55" w:type="dxa"/>
-              <w:end w:w="55" w:type="dxa"/>
-            </w:tcMar>
-          </w:tcPr>
-          <w:p>
-            <w:pPr>
-              <w:spacing w:after="0"/>
-              <w:jc w:val="center"/>
-            </w:pPr>
-            <w:r>
-              <w:rPr>
-                <w:sz w:val="16"/>
-              </w:rPr>
-              <w:t>☐</w:t>
-            </w:r>
-          </w:p>
-        </w:tc>
-        <w:tc>
-          <w:tcPr>
-            <w:tcW w:type="dxa" w:w="1247"/>
-            <w:vAlign w:val="center"/>
-            <w:tcMar>
-              <w:top w:w="55" w:type="dxa"/>
-              <w:start w:w="55" w:type="dxa"/>
-              <w:bottom w:w="55" w:type="dxa"/>
-              <w:end w:w="55" w:type="dxa"/>
-            </w:tcMar>
-          </w:tcPr>
-          <w:p>
-            <w:pPr>
-              <w:spacing w:after="0"/>
-              <w:jc w:val="center"/>
-            </w:pPr>
-            <w:r>
-              <w:rPr>
-                <w:sz w:val="16"/>
-              </w:rPr>
-              <w:t>☐</w:t>
-            </w:r>
-          </w:p>
-        </w:tc>
-        <w:tc>
-          <w:tcPr>
-            <w:tcW w:type="dxa" w:w="1247"/>
-            <w:vAlign w:val="center"/>
-            <w:tcMar>
-              <w:top w:w="55" w:type="dxa"/>
-              <w:start w:w="55" w:type="dxa"/>
-              <w:bottom w:w="55" w:type="dxa"/>
-              <w:end w:w="55" w:type="dxa"/>
-            </w:tcMar>
-          </w:tcPr>
-          <w:p>
-            <w:pPr>
-              <w:spacing w:after="0"/>
-              <w:jc w:val="center"/>
-            </w:pPr>
-            <w:r>
-              <w:rPr>
-                <w:sz w:val="16"/>
-              </w:rPr>
-              <w:t>☐</w:t>
-            </w:r>
-          </w:p>
-        </w:tc>
-        <w:tc>
-          <w:tcPr>
-            <w:tcW w:type="dxa" w:w="1247"/>
-            <w:vAlign w:val="center"/>
-            <w:tcMar>
-              <w:top w:w="55" w:type="dxa"/>
-              <w:start w:w="55" w:type="dxa"/>
-              <w:bottom w:w="55" w:type="dxa"/>
-              <w:end w:w="55" w:type="dxa"/>
-            </w:tcMar>
-          </w:tcPr>
-          <w:p>
-            <w:pPr>
-              <w:spacing w:after="0"/>
-              <w:jc w:val="center"/>
-            </w:pPr>
-            <w:r>
-              <w:rPr>
-                <w:sz w:val="16"/>
-              </w:rPr>
-              <w:t>☐</w:t>
-            </w:r>
-          </w:p>
-        </w:tc>
-      </w:tr>
-      <w:tr>
-        <w:tc>
-          <w:tcPr>
-            <w:tcW w:type="dxa" w:w="1587"/>
-            <w:vAlign w:val="center"/>
-            <w:tcMar>
-              <w:top w:w="55" w:type="dxa"/>
-              <w:start w:w="55" w:type="dxa"/>
-              <w:bottom w:w="55" w:type="dxa"/>
-              <w:end w:w="55" w:type="dxa"/>
-            </w:tcMar>
-          </w:tcPr>
-          <w:p>
-            <w:pPr>
-              <w:spacing w:after="0"/>
-            </w:pPr>
-            <w:r>
-              <w:rPr>
-                <w:sz w:val="16"/>
-              </w:rPr>
-              <w:t>CAL-P1-03</w:t>
-            </w:r>
-          </w:p>
-        </w:tc>
-        <w:tc>
-          <w:tcPr>
-            <w:tcW w:type="dxa" w:w="2948"/>
-            <w:vAlign w:val="center"/>
-            <w:tcMar>
-              <w:top w:w="55" w:type="dxa"/>
-              <w:start w:w="55" w:type="dxa"/>
-              <w:bottom w:w="55" w:type="dxa"/>
-              <w:end w:w="55" w:type="dxa"/>
-            </w:tcMar>
-          </w:tcPr>
-          <w:p>
-            <w:pPr>
-              <w:spacing w:after="0"/>
-            </w:pPr>
-            <w:r>
-              <w:rPr>
-                <w:sz w:val="16"/>
-              </w:rPr>
-              <w:t>Ajouter ou retrancher 9, 19 ou 29</w:t>
-            </w:r>
-          </w:p>
-        </w:tc>
-        <w:tc>
-          <w:tcPr>
-            <w:tcW w:type="dxa" w:w="5102"/>
-            <w:vAlign w:val="center"/>
-            <w:tcMar>
-              <w:top w:w="55" w:type="dxa"/>
-              <w:start w:w="55" w:type="dxa"/>
-              <w:bottom w:w="55" w:type="dxa"/>
-              <w:end w:w="55" w:type="dxa"/>
-            </w:tcMar>
-          </w:tcPr>
-          <w:p>
-            <w:pPr>
-              <w:spacing w:after="0"/>
-            </w:pPr>
-            <w:r>
-              <w:rPr>
-                <w:sz w:val="16"/>
-              </w:rPr>
-              <w:t>Mobilise une stratégie efficace autour d’un nombre rond.</w:t>
-            </w:r>
-          </w:p>
-        </w:tc>
-        <w:tc>
-          <w:tcPr>
-            <w:tcW w:type="dxa" w:w="1247"/>
-            <w:vAlign w:val="center"/>
-            <w:tcMar>
-              <w:top w:w="55" w:type="dxa"/>
-              <w:start w:w="55" w:type="dxa"/>
-              <w:bottom w:w="55" w:type="dxa"/>
-              <w:end w:w="55" w:type="dxa"/>
-            </w:tcMar>
-          </w:tcPr>
-          <w:p>
-            <w:pPr>
-              <w:spacing w:after="0"/>
-              <w:jc w:val="center"/>
-            </w:pPr>
-            <w:r>
-              <w:rPr>
-                <w:sz w:val="16"/>
-              </w:rPr>
-              <w:t>☐</w:t>
-            </w:r>
-          </w:p>
-        </w:tc>
-        <w:tc>
-          <w:tcPr>
-            <w:tcW w:type="dxa" w:w="1247"/>
-            <w:vAlign w:val="center"/>
-            <w:tcMar>
-              <w:top w:w="55" w:type="dxa"/>
-              <w:start w:w="55" w:type="dxa"/>
-              <w:bottom w:w="55" w:type="dxa"/>
-              <w:end w:w="55" w:type="dxa"/>
-            </w:tcMar>
-          </w:tcPr>
-          <w:p>
-            <w:pPr>
-              <w:spacing w:after="0"/>
-              <w:jc w:val="center"/>
-            </w:pPr>
-            <w:r>
-              <w:rPr>
-                <w:sz w:val="16"/>
-              </w:rPr>
-              <w:t>☐</w:t>
-            </w:r>
-          </w:p>
-        </w:tc>
-        <w:tc>
-          <w:tcPr>
-            <w:tcW w:type="dxa" w:w="1247"/>
-            <w:vAlign w:val="center"/>
-            <w:tcMar>
-              <w:top w:w="55" w:type="dxa"/>
-              <w:start w:w="55" w:type="dxa"/>
-              <w:bottom w:w="55" w:type="dxa"/>
-              <w:end w:w="55" w:type="dxa"/>
-            </w:tcMar>
-          </w:tcPr>
-          <w:p>
-            <w:pPr>
-              <w:spacing w:after="0"/>
-              <w:jc w:val="center"/>
-            </w:pPr>
-            <w:r>
-              <w:rPr>
-                <w:sz w:val="16"/>
-              </w:rPr>
-              <w:t>☐</w:t>
-            </w:r>
-          </w:p>
-        </w:tc>
-        <w:tc>
-          <w:tcPr>
-            <w:tcW w:type="dxa" w:w="1247"/>
-            <w:vAlign w:val="center"/>
-            <w:tcMar>
-              <w:top w:w="55" w:type="dxa"/>
-              <w:start w:w="55" w:type="dxa"/>
-              <w:bottom w:w="55" w:type="dxa"/>
-              <w:end w:w="55" w:type="dxa"/>
-            </w:tcMar>
-          </w:tcPr>
-          <w:p>
-            <w:pPr>
-              <w:spacing w:after="0"/>
-              <w:jc w:val="center"/>
-            </w:pPr>
-            <w:r>
-              <w:rPr>
-                <w:sz w:val="16"/>
-              </w:rPr>
-              <w:t>☐</w:t>
-            </w:r>
-          </w:p>
-        </w:tc>
-      </w:tr>
-      <w:tr>
-        <w:tc>
-          <w:tcPr>
-            <w:tcW w:type="dxa" w:w="1587"/>
-            <w:vAlign w:val="center"/>
-            <w:tcMar>
-              <w:top w:w="55" w:type="dxa"/>
-              <w:start w:w="55" w:type="dxa"/>
-              <w:bottom w:w="55" w:type="dxa"/>
-              <w:end w:w="55" w:type="dxa"/>
-            </w:tcMar>
-          </w:tcPr>
-          <w:p>
-            <w:pPr>
-              <w:spacing w:after="0"/>
-            </w:pPr>
-            <w:r>
-              <w:rPr>
-                <w:sz w:val="16"/>
-              </w:rPr>
-              <w:t>OPE-P1-01</w:t>
-            </w:r>
-          </w:p>
-        </w:tc>
-        <w:tc>
-          <w:tcPr>
-            <w:tcW w:type="dxa" w:w="2948"/>
-            <w:vAlign w:val="center"/>
-            <w:tcMar>
-              <w:top w:w="55" w:type="dxa"/>
-              <w:start w:w="55" w:type="dxa"/>
-              <w:bottom w:w="55" w:type="dxa"/>
-              <w:end w:w="55" w:type="dxa"/>
-            </w:tcMar>
-          </w:tcPr>
-          <w:p>
-            <w:pPr>
-              <w:spacing w:after="0"/>
-            </w:pPr>
-            <w:r>
-              <w:rPr>
-                <w:sz w:val="16"/>
-              </w:rPr>
-              <w:t>Poser une addition</w:t>
-            </w:r>
-          </w:p>
-        </w:tc>
-        <w:tc>
-          <w:tcPr>
-            <w:tcW w:type="dxa" w:w="5102"/>
-            <w:vAlign w:val="center"/>
-            <w:tcMar>
-              <w:top w:w="55" w:type="dxa"/>
-              <w:start w:w="55" w:type="dxa"/>
-              <w:bottom w:w="55" w:type="dxa"/>
-              <w:end w:w="55" w:type="dxa"/>
-            </w:tcMar>
-          </w:tcPr>
-          <w:p>
-            <w:pPr>
-              <w:spacing w:after="0"/>
-            </w:pPr>
-            <w:r>
-              <w:rPr>
-                <w:sz w:val="16"/>
-              </w:rPr>
-              <w:t>Aligne les chiffres de même valeur, gère les retenues et calcule correctement.</w:t>
-            </w:r>
-          </w:p>
-        </w:tc>
-        <w:tc>
-          <w:tcPr>
-            <w:tcW w:type="dxa" w:w="1247"/>
-            <w:vAlign w:val="center"/>
-            <w:tcMar>
-              <w:top w:w="55" w:type="dxa"/>
-              <w:start w:w="55" w:type="dxa"/>
-              <w:bottom w:w="55" w:type="dxa"/>
-              <w:end w:w="55" w:type="dxa"/>
-            </w:tcMar>
-          </w:tcPr>
-          <w:p>
-            <w:pPr>
-              <w:spacing w:after="0"/>
-              <w:jc w:val="center"/>
-            </w:pPr>
-            <w:r>
-              <w:rPr>
-                <w:sz w:val="16"/>
-              </w:rPr>
-              <w:t>☐</w:t>
-            </w:r>
-          </w:p>
-        </w:tc>
-        <w:tc>
-          <w:tcPr>
-            <w:tcW w:type="dxa" w:w="1247"/>
-            <w:vAlign w:val="center"/>
-            <w:tcMar>
-              <w:top w:w="55" w:type="dxa"/>
-              <w:start w:w="55" w:type="dxa"/>
-              <w:bottom w:w="55" w:type="dxa"/>
-              <w:end w:w="55" w:type="dxa"/>
-            </w:tcMar>
-          </w:tcPr>
-          <w:p>
-            <w:pPr>
-              <w:spacing w:after="0"/>
-              <w:jc w:val="center"/>
-            </w:pPr>
-            <w:r>
-              <w:rPr>
-                <w:sz w:val="16"/>
-              </w:rPr>
-              <w:t>☐</w:t>
-            </w:r>
-          </w:p>
-        </w:tc>
-        <w:tc>
-          <w:tcPr>
-            <w:tcW w:type="dxa" w:w="1247"/>
-            <w:vAlign w:val="center"/>
-            <w:tcMar>
-              <w:top w:w="55" w:type="dxa"/>
-              <w:start w:w="55" w:type="dxa"/>
-              <w:bottom w:w="55" w:type="dxa"/>
-              <w:end w:w="55" w:type="dxa"/>
-            </w:tcMar>
-          </w:tcPr>
-          <w:p>
-            <w:pPr>
-              <w:spacing w:after="0"/>
-              <w:jc w:val="center"/>
-            </w:pPr>
-            <w:r>
-              <w:rPr>
-                <w:sz w:val="16"/>
-              </w:rPr>
-              <w:t>☐</w:t>
-            </w:r>
-          </w:p>
-        </w:tc>
-        <w:tc>
-          <w:tcPr>
-            <w:tcW w:type="dxa" w:w="1247"/>
-            <w:vAlign w:val="center"/>
-            <w:tcMar>
-              <w:top w:w="55" w:type="dxa"/>
-              <w:start w:w="55" w:type="dxa"/>
-              <w:bottom w:w="55" w:type="dxa"/>
-              <w:end w:w="55" w:type="dxa"/>
-            </w:tcMar>
-          </w:tcPr>
-          <w:p>
-            <w:pPr>
-              <w:spacing w:after="0"/>
-              <w:jc w:val="center"/>
-            </w:pPr>
-            <w:r>
-              <w:rPr>
-                <w:sz w:val="16"/>
-              </w:rPr>
-              <w:t>☐</w:t>
-            </w:r>
-          </w:p>
-        </w:tc>
-      </w:tr>
-      <w:tr>
-        <w:tc>
-          <w:tcPr>
-            <w:tcW w:type="dxa" w:w="1587"/>
-            <w:vAlign w:val="center"/>
-            <w:tcMar>
-              <w:top w:w="55" w:type="dxa"/>
-              <w:start w:w="55" w:type="dxa"/>
-              <w:bottom w:w="55" w:type="dxa"/>
-              <w:end w:w="55" w:type="dxa"/>
-            </w:tcMar>
-          </w:tcPr>
-          <w:p>
-            <w:pPr>
-              <w:spacing w:after="0"/>
-            </w:pPr>
-            <w:r>
-              <w:rPr>
-                <w:sz w:val="16"/>
-              </w:rPr>
-              <w:t>PRO-P1-02</w:t>
-            </w:r>
-          </w:p>
-        </w:tc>
-        <w:tc>
-          <w:tcPr>
-            <w:tcW w:type="dxa" w:w="2948"/>
-            <w:vAlign w:val="center"/>
-            <w:tcMar>
-              <w:top w:w="55" w:type="dxa"/>
-              <w:start w:w="55" w:type="dxa"/>
-              <w:bottom w:w="55" w:type="dxa"/>
-              <w:end w:w="55" w:type="dxa"/>
-            </w:tcMar>
-          </w:tcPr>
-          <w:p>
-            <w:pPr>
-              <w:spacing w:after="0"/>
-            </w:pPr>
-            <w:r>
-              <w:rPr>
-                <w:sz w:val="16"/>
-              </w:rPr>
-              <w:t>Résoudre un problème additif en une étape</w:t>
-            </w:r>
-          </w:p>
-        </w:tc>
-        <w:tc>
-          <w:tcPr>
-            <w:tcW w:type="dxa" w:w="5102"/>
-            <w:vAlign w:val="center"/>
-            <w:tcMar>
-              <w:top w:w="55" w:type="dxa"/>
-              <w:start w:w="55" w:type="dxa"/>
-              <w:bottom w:w="55" w:type="dxa"/>
-              <w:end w:w="55" w:type="dxa"/>
-            </w:tcMar>
-          </w:tcPr>
-          <w:p>
-            <w:pPr>
-              <w:spacing w:after="0"/>
-            </w:pPr>
-            <w:r>
-              <w:rPr>
-                <w:sz w:val="16"/>
-              </w:rPr>
-              <w:t>Choisit l’opération adaptée, effectue le calcul et formule une réponse.</w:t>
-            </w:r>
-          </w:p>
-        </w:tc>
-        <w:tc>
-          <w:tcPr>
-            <w:tcW w:type="dxa" w:w="1247"/>
-            <w:vAlign w:val="center"/>
-            <w:tcMar>
-              <w:top w:w="55" w:type="dxa"/>
-              <w:start w:w="55" w:type="dxa"/>
-              <w:bottom w:w="55" w:type="dxa"/>
-              <w:end w:w="55" w:type="dxa"/>
-            </w:tcMar>
-          </w:tcPr>
-          <w:p>
-            <w:pPr>
-              <w:spacing w:after="0"/>
-              <w:jc w:val="center"/>
-            </w:pPr>
-            <w:r>
-              <w:rPr>
-                <w:sz w:val="16"/>
-              </w:rPr>
-              <w:t>☐</w:t>
-            </w:r>
-          </w:p>
-        </w:tc>
-        <w:tc>
-          <w:tcPr>
-            <w:tcW w:type="dxa" w:w="1247"/>
-            <w:vAlign w:val="center"/>
-            <w:tcMar>
-              <w:top w:w="55" w:type="dxa"/>
-              <w:start w:w="55" w:type="dxa"/>
-              <w:bottom w:w="55" w:type="dxa"/>
-              <w:end w:w="55" w:type="dxa"/>
-            </w:tcMar>
-          </w:tcPr>
-          <w:p>
-            <w:pPr>
-              <w:spacing w:after="0"/>
-              <w:jc w:val="center"/>
-            </w:pPr>
-            <w:r>
-              <w:rPr>
-                <w:sz w:val="16"/>
-              </w:rPr>
-              <w:t>☐</w:t>
-            </w:r>
-          </w:p>
-        </w:tc>
-        <w:tc>
-          <w:tcPr>
-            <w:tcW w:type="dxa" w:w="1247"/>
-            <w:vAlign w:val="center"/>
-            <w:tcMar>
-              <w:top w:w="55" w:type="dxa"/>
-              <w:start w:w="55" w:type="dxa"/>
-              <w:bottom w:w="55" w:type="dxa"/>
-              <w:end w:w="55" w:type="dxa"/>
-            </w:tcMar>
-          </w:tcPr>
-          <w:p>
-            <w:pPr>
-              <w:spacing w:after="0"/>
-              <w:jc w:val="center"/>
-            </w:pPr>
-            <w:r>
-              <w:rPr>
-                <w:sz w:val="16"/>
-              </w:rPr>
-              <w:t>☐</w:t>
-            </w:r>
-          </w:p>
-        </w:tc>
-        <w:tc>
-          <w:tcPr>
-            <w:tcW w:type="dxa" w:w="1247"/>
-            <w:vAlign w:val="center"/>
-            <w:tcMar>
-              <w:top w:w="55" w:type="dxa"/>
-              <w:start w:w="55" w:type="dxa"/>
-              <w:bottom w:w="55" w:type="dxa"/>
-              <w:end w:w="55" w:type="dxa"/>
-            </w:tcMar>
-          </w:tcPr>
-          <w:p>
-            <w:pPr>
-              <w:spacing w:after="0"/>
-              <w:jc w:val="center"/>
-            </w:pPr>
-            <w:r>
-              <w:rPr>
-                <w:sz w:val="16"/>
-              </w:rPr>
-              <w:t>☐</w:t>
-            </w:r>
-          </w:p>
-        </w:tc>
-      </w:tr>
-      <w:tr>
-        <w:tc>
-          <w:tcPr>
-            <w:tcW w:type="dxa" w:w="1587"/>
-            <w:vAlign w:val="center"/>
-            <w:tcMar>
-              <w:top w:w="55" w:type="dxa"/>
-              <w:start w:w="55" w:type="dxa"/>
-              <w:bottom w:w="55" w:type="dxa"/>
-              <w:end w:w="55" w:type="dxa"/>
-            </w:tcMar>
-          </w:tcPr>
-          <w:p>
-            <w:pPr>
-              <w:spacing w:after="0"/>
-            </w:pPr>
-            <w:r>
-              <w:rPr>
-                <w:sz w:val="16"/>
-              </w:rPr>
-              <w:t>GEO-P1-01</w:t>
-            </w:r>
-          </w:p>
-        </w:tc>
-        <w:tc>
-          <w:tcPr>
-            <w:tcW w:type="dxa" w:w="2948"/>
-            <w:vAlign w:val="center"/>
-            <w:tcMar>
-              <w:top w:w="55" w:type="dxa"/>
-              <w:start w:w="55" w:type="dxa"/>
-              <w:bottom w:w="55" w:type="dxa"/>
-              <w:end w:w="55" w:type="dxa"/>
-            </w:tcMar>
-          </w:tcPr>
-          <w:p>
-            <w:pPr>
-              <w:spacing w:after="0"/>
-            </w:pPr>
-            <w:r>
-              <w:rPr>
-                <w:sz w:val="16"/>
-              </w:rPr>
-              <w:t>Reconnaître un point, une droite et un segment</w:t>
-            </w:r>
-          </w:p>
-        </w:tc>
-        <w:tc>
-          <w:tcPr>
-            <w:tcW w:type="dxa" w:w="5102"/>
-            <w:vAlign w:val="center"/>
-            <w:tcMar>
-              <w:top w:w="55" w:type="dxa"/>
-              <w:start w:w="55" w:type="dxa"/>
-              <w:bottom w:w="55" w:type="dxa"/>
-              <w:end w:w="55" w:type="dxa"/>
-            </w:tcMar>
-          </w:tcPr>
-          <w:p>
-            <w:pPr>
-              <w:spacing w:after="0"/>
-            </w:pPr>
-            <w:r>
-              <w:rPr>
-                <w:sz w:val="16"/>
-              </w:rPr>
-              <w:t>Distingue et nomme correctement point, droite et segment.</w:t>
-            </w:r>
-          </w:p>
-        </w:tc>
-        <w:tc>
-          <w:tcPr>
-            <w:tcW w:type="dxa" w:w="1247"/>
-            <w:vAlign w:val="center"/>
-            <w:tcMar>
-              <w:top w:w="55" w:type="dxa"/>
-              <w:start w:w="55" w:type="dxa"/>
-              <w:bottom w:w="55" w:type="dxa"/>
-              <w:end w:w="55" w:type="dxa"/>
-            </w:tcMar>
-          </w:tcPr>
-          <w:p>
-            <w:pPr>
-              <w:spacing w:after="0"/>
-              <w:jc w:val="center"/>
-            </w:pPr>
-            <w:r>
-              <w:rPr>
-                <w:sz w:val="16"/>
-              </w:rPr>
-              <w:t>☐</w:t>
-            </w:r>
-          </w:p>
-        </w:tc>
-        <w:tc>
-          <w:tcPr>
-            <w:tcW w:type="dxa" w:w="1247"/>
-            <w:vAlign w:val="center"/>
-            <w:tcMar>
-              <w:top w:w="55" w:type="dxa"/>
-              <w:start w:w="55" w:type="dxa"/>
-              <w:bottom w:w="55" w:type="dxa"/>
-              <w:end w:w="55" w:type="dxa"/>
-            </w:tcMar>
-          </w:tcPr>
-          <w:p>
-            <w:pPr>
-              <w:spacing w:after="0"/>
-              <w:jc w:val="center"/>
-            </w:pPr>
-            <w:r>
-              <w:rPr>
-                <w:sz w:val="16"/>
-              </w:rPr>
-              <w:t>☐</w:t>
-            </w:r>
-          </w:p>
-        </w:tc>
-        <w:tc>
-          <w:tcPr>
-            <w:tcW w:type="dxa" w:w="1247"/>
-            <w:vAlign w:val="center"/>
-            <w:tcMar>
-              <w:top w:w="55" w:type="dxa"/>
-              <w:start w:w="55" w:type="dxa"/>
-              <w:bottom w:w="55" w:type="dxa"/>
-              <w:end w:w="55" w:type="dxa"/>
-            </w:tcMar>
-          </w:tcPr>
-          <w:p>
-            <w:pPr>
-              <w:spacing w:after="0"/>
-              <w:jc w:val="center"/>
-            </w:pPr>
-            <w:r>
-              <w:rPr>
-                <w:sz w:val="16"/>
-              </w:rPr>
-              <w:t>☐</w:t>
-            </w:r>
-          </w:p>
-        </w:tc>
-        <w:tc>
-          <w:tcPr>
-            <w:tcW w:type="dxa" w:w="1247"/>
-            <w:vAlign w:val="center"/>
-            <w:tcMar>
-              <w:top w:w="55" w:type="dxa"/>
-              <w:start w:w="55" w:type="dxa"/>
-              <w:bottom w:w="55" w:type="dxa"/>
-              <w:end w:w="55" w:type="dxa"/>
-            </w:tcMar>
-          </w:tcPr>
-          <w:p>
-            <w:pPr>
-              <w:spacing w:after="0"/>
-              <w:jc w:val="center"/>
-            </w:pPr>
-            <w:r>
-              <w:rPr>
-                <w:sz w:val="16"/>
-              </w:rPr>
-              <w:t>☐</w:t>
-            </w:r>
-          </w:p>
-        </w:tc>
-      </w:tr>
-      <w:tr>
-        <w:tc>
-          <w:tcPr>
-            <w:tcW w:type="dxa" w:w="1587"/>
-            <w:vAlign w:val="center"/>
-            <w:tcMar>
-              <w:top w:w="55" w:type="dxa"/>
-              <w:start w:w="55" w:type="dxa"/>
-              <w:bottom w:w="55" w:type="dxa"/>
-              <w:end w:w="55" w:type="dxa"/>
-            </w:tcMar>
-          </w:tcPr>
-          <w:p>
-            <w:pPr>
-              <w:spacing w:after="0"/>
-            </w:pPr>
-            <w:r>
-              <w:rPr>
-                <w:sz w:val="16"/>
-              </w:rPr>
-              <w:t>GEO-P1-02</w:t>
-            </w:r>
-          </w:p>
-        </w:tc>
-        <w:tc>
-          <w:tcPr>
-            <w:tcW w:type="dxa" w:w="2948"/>
-            <w:vAlign w:val="center"/>
-            <w:tcMar>
-              <w:top w:w="55" w:type="dxa"/>
-              <w:start w:w="55" w:type="dxa"/>
-              <w:bottom w:w="55" w:type="dxa"/>
-              <w:end w:w="55" w:type="dxa"/>
-            </w:tcMar>
-          </w:tcPr>
-          <w:p>
-            <w:pPr>
-              <w:spacing w:after="0"/>
-            </w:pPr>
-            <w:r>
-              <w:rPr>
-                <w:sz w:val="16"/>
-              </w:rPr>
-              <w:t>Vérifier un alignement</w:t>
-            </w:r>
-          </w:p>
-        </w:tc>
-        <w:tc>
-          <w:tcPr>
-            <w:tcW w:type="dxa" w:w="5102"/>
-            <w:vAlign w:val="center"/>
-            <w:tcMar>
-              <w:top w:w="55" w:type="dxa"/>
-              <w:start w:w="55" w:type="dxa"/>
-              <w:bottom w:w="55" w:type="dxa"/>
-              <w:end w:w="55" w:type="dxa"/>
-            </w:tcMar>
-          </w:tcPr>
-          <w:p>
-            <w:pPr>
-              <w:spacing w:after="0"/>
-            </w:pPr>
-            <w:r>
-              <w:rPr>
-                <w:sz w:val="16"/>
-              </w:rPr>
-              <w:t>Utilise la règle pour vérifier un alignement et formule une conclusion.</w:t>
-            </w:r>
-          </w:p>
-        </w:tc>
-        <w:tc>
-          <w:tcPr>
-            <w:tcW w:type="dxa" w:w="1247"/>
-            <w:vAlign w:val="center"/>
-            <w:tcMar>
-              <w:top w:w="55" w:type="dxa"/>
-              <w:start w:w="55" w:type="dxa"/>
-              <w:bottom w:w="55" w:type="dxa"/>
-              <w:end w:w="55" w:type="dxa"/>
-            </w:tcMar>
-          </w:tcPr>
-          <w:p>
-            <w:pPr>
-              <w:spacing w:after="0"/>
-              <w:jc w:val="center"/>
-            </w:pPr>
-            <w:r>
-              <w:rPr>
-                <w:sz w:val="16"/>
-              </w:rPr>
-              <w:t>☐</w:t>
-            </w:r>
-          </w:p>
-        </w:tc>
-        <w:tc>
-          <w:tcPr>
-            <w:tcW w:type="dxa" w:w="1247"/>
-            <w:vAlign w:val="center"/>
-            <w:tcMar>
-              <w:top w:w="55" w:type="dxa"/>
-              <w:start w:w="55" w:type="dxa"/>
-              <w:bottom w:w="55" w:type="dxa"/>
-              <w:end w:w="55" w:type="dxa"/>
-            </w:tcMar>
-          </w:tcPr>
-          <w:p>
-            <w:pPr>
-              <w:spacing w:after="0"/>
-              <w:jc w:val="center"/>
-            </w:pPr>
-            <w:r>
-              <w:rPr>
-                <w:sz w:val="16"/>
-              </w:rPr>
-              <w:t>☐</w:t>
-            </w:r>
-          </w:p>
-        </w:tc>
-        <w:tc>
-          <w:tcPr>
-            <w:tcW w:type="dxa" w:w="1247"/>
-            <w:vAlign w:val="center"/>
-            <w:tcMar>
-              <w:top w:w="55" w:type="dxa"/>
-              <w:start w:w="55" w:type="dxa"/>
-              <w:bottom w:w="55" w:type="dxa"/>
-              <w:end w:w="55" w:type="dxa"/>
-            </w:tcMar>
-          </w:tcPr>
-          <w:p>
-            <w:pPr>
-              <w:spacing w:after="0"/>
-              <w:jc w:val="center"/>
-            </w:pPr>
-            <w:r>
-              <w:rPr>
-                <w:sz w:val="16"/>
-              </w:rPr>
-              <w:t>☐</w:t>
-            </w:r>
-          </w:p>
-        </w:tc>
-        <w:tc>
-          <w:tcPr>
-            <w:tcW w:type="dxa" w:w="1247"/>
-            <w:vAlign w:val="center"/>
-            <w:tcMar>
-              <w:top w:w="55" w:type="dxa"/>
-              <w:start w:w="55" w:type="dxa"/>
-              <w:bottom w:w="55" w:type="dxa"/>
-              <w:end w:w="55" w:type="dxa"/>
-            </w:tcMar>
-          </w:tcPr>
-          <w:p>
-            <w:pPr>
-              <w:spacing w:after="0"/>
-              <w:jc w:val="center"/>
-            </w:pPr>
-            <w:r>
-              <w:rPr>
-                <w:sz w:val="16"/>
-              </w:rPr>
-              <w:t>☐</w:t>
-            </w:r>
-          </w:p>
-        </w:tc>
-      </w:tr>
-      <w:tr>
-        <w:tc>
-          <w:tcPr>
-            <w:tcW w:type="dxa" w:w="1587"/>
-            <w:vAlign w:val="center"/>
-            <w:tcMar>
-              <w:top w:w="55" w:type="dxa"/>
-              <w:start w:w="55" w:type="dxa"/>
-              <w:bottom w:w="55" w:type="dxa"/>
-              <w:end w:w="55" w:type="dxa"/>
-            </w:tcMar>
-          </w:tcPr>
-          <w:p>
-            <w:pPr>
-              <w:spacing w:after="0"/>
-            </w:pPr>
-            <w:r>
-              <w:rPr>
-                <w:sz w:val="16"/>
-              </w:rPr>
-              <w:t>MES-P1-01</w:t>
-            </w:r>
-          </w:p>
-        </w:tc>
-        <w:tc>
-          <w:tcPr>
-            <w:tcW w:type="dxa" w:w="2948"/>
-            <w:vAlign w:val="center"/>
-            <w:tcMar>
-              <w:top w:w="55" w:type="dxa"/>
-              <w:start w:w="55" w:type="dxa"/>
-              <w:bottom w:w="55" w:type="dxa"/>
-              <w:end w:w="55" w:type="dxa"/>
-            </w:tcMar>
-          </w:tcPr>
-          <w:p>
-            <w:pPr>
-              <w:spacing w:after="0"/>
-            </w:pPr>
-            <w:r>
-              <w:rPr>
-                <w:sz w:val="16"/>
-              </w:rPr>
-              <w:t>Mesurer une longueur en cm et mm</w:t>
-            </w:r>
-          </w:p>
-        </w:tc>
-        <w:tc>
-          <w:tcPr>
-            <w:tcW w:type="dxa" w:w="5102"/>
-            <w:vAlign w:val="center"/>
-            <w:tcMar>
-              <w:top w:w="55" w:type="dxa"/>
-              <w:start w:w="55" w:type="dxa"/>
-              <w:bottom w:w="55" w:type="dxa"/>
-              <w:end w:w="55" w:type="dxa"/>
-            </w:tcMar>
-          </w:tcPr>
-          <w:p>
-            <w:pPr>
-              <w:spacing w:after="0"/>
-            </w:pPr>
-            <w:r>
-              <w:rPr>
-                <w:sz w:val="16"/>
-              </w:rPr>
-              <w:t>Place correctement le zéro, lit la graduation et indique l’unité.</w:t>
-            </w:r>
-          </w:p>
-        </w:tc>
-        <w:tc>
-          <w:tcPr>
-            <w:tcW w:type="dxa" w:w="1247"/>
-            <w:vAlign w:val="center"/>
-            <w:tcMar>
-              <w:top w:w="55" w:type="dxa"/>
-              <w:start w:w="55" w:type="dxa"/>
-              <w:bottom w:w="55" w:type="dxa"/>
-              <w:end w:w="55" w:type="dxa"/>
-            </w:tcMar>
-          </w:tcPr>
-          <w:p>
-            <w:pPr>
-              <w:spacing w:after="0"/>
-              <w:jc w:val="center"/>
-            </w:pPr>
-            <w:r>
-              <w:rPr>
-                <w:sz w:val="16"/>
-              </w:rPr>
-              <w:t>☐</w:t>
-            </w:r>
-          </w:p>
-        </w:tc>
-        <w:tc>
-          <w:tcPr>
-            <w:tcW w:type="dxa" w:w="1247"/>
-            <w:vAlign w:val="center"/>
-            <w:tcMar>
-              <w:top w:w="55" w:type="dxa"/>
-              <w:start w:w="55" w:type="dxa"/>
-              <w:bottom w:w="55" w:type="dxa"/>
-              <w:end w:w="55" w:type="dxa"/>
-            </w:tcMar>
-          </w:tcPr>
-          <w:p>
-            <w:pPr>
-              <w:spacing w:after="0"/>
-              <w:jc w:val="center"/>
-            </w:pPr>
-            <w:r>
-              <w:rPr>
-                <w:sz w:val="16"/>
-              </w:rPr>
-              <w:t>☐</w:t>
-            </w:r>
-          </w:p>
-        </w:tc>
-        <w:tc>
-          <w:tcPr>
-            <w:tcW w:type="dxa" w:w="1247"/>
-            <w:vAlign w:val="center"/>
-            <w:tcMar>
-              <w:top w:w="55" w:type="dxa"/>
-              <w:start w:w="55" w:type="dxa"/>
-              <w:bottom w:w="55" w:type="dxa"/>
-              <w:end w:w="55" w:type="dxa"/>
-            </w:tcMar>
-          </w:tcPr>
-          <w:p>
-            <w:pPr>
-              <w:spacing w:after="0"/>
-              <w:jc w:val="center"/>
-            </w:pPr>
-            <w:r>
-              <w:rPr>
-                <w:sz w:val="16"/>
-              </w:rPr>
-              <w:t>☐</w:t>
-            </w:r>
-          </w:p>
-        </w:tc>
-        <w:tc>
-          <w:tcPr>
-            <w:tcW w:type="dxa" w:w="1247"/>
-            <w:vAlign w:val="center"/>
-            <w:tcMar>
-              <w:top w:w="55" w:type="dxa"/>
-              <w:start w:w="55" w:type="dxa"/>
-              <w:bottom w:w="55" w:type="dxa"/>
-              <w:end w:w="55" w:type="dxa"/>
-            </w:tcMar>
-          </w:tcPr>
-          <w:p>
-            <w:pPr>
-              <w:spacing w:after="0"/>
-              <w:jc w:val="center"/>
-            </w:pPr>
-            <w:r>
-              <w:rPr>
-                <w:sz w:val="16"/>
-              </w:rPr>
-              <w:t>☐</w:t>
-            </w:r>
-          </w:p>
-        </w:tc>
-      </w:tr>
-      <w:tr>
-        <w:tc>
-          <w:tcPr>
-            <w:tcW w:type="dxa" w:w="1587"/>
-            <w:vAlign w:val="center"/>
-            <w:tcMar>
-              <w:top w:w="55" w:type="dxa"/>
-              <w:start w:w="55" w:type="dxa"/>
-              <w:bottom w:w="55" w:type="dxa"/>
-              <w:end w:w="55" w:type="dxa"/>
-            </w:tcMar>
-          </w:tcPr>
-          <w:p>
-            <w:pPr>
-              <w:spacing w:after="0"/>
-            </w:pPr>
-            <w:r>
-              <w:rPr>
-                <w:sz w:val="16"/>
-              </w:rPr>
-              <w:t>MES-P1-02</w:t>
-            </w:r>
-          </w:p>
-        </w:tc>
-        <w:tc>
-          <w:tcPr>
-            <w:tcW w:type="dxa" w:w="2948"/>
-            <w:vAlign w:val="center"/>
-            <w:tcMar>
-              <w:top w:w="55" w:type="dxa"/>
-              <w:start w:w="55" w:type="dxa"/>
-              <w:bottom w:w="55" w:type="dxa"/>
-              <w:end w:w="55" w:type="dxa"/>
-            </w:tcMar>
-          </w:tcPr>
-          <w:p>
-            <w:pPr>
-              <w:spacing w:after="0"/>
-            </w:pPr>
-            <w:r>
-              <w:rPr>
-                <w:sz w:val="16"/>
-              </w:rPr>
-              <w:t>Tracer un segment de longueur donnée</w:t>
-            </w:r>
-          </w:p>
-        </w:tc>
-        <w:tc>
-          <w:tcPr>
-            <w:tcW w:type="dxa" w:w="5102"/>
-            <w:vAlign w:val="center"/>
-            <w:tcMar>
-              <w:top w:w="55" w:type="dxa"/>
-              <w:start w:w="55" w:type="dxa"/>
-              <w:bottom w:w="55" w:type="dxa"/>
-              <w:end w:w="55" w:type="dxa"/>
-            </w:tcMar>
-          </w:tcPr>
-          <w:p>
-            <w:pPr>
-              <w:spacing w:after="0"/>
-            </w:pPr>
-            <w:r>
-              <w:rPr>
-                <w:sz w:val="16"/>
-              </w:rPr>
-              <w:t>Trace un segment à la longueur demandée avec précision.</w:t>
-            </w:r>
-          </w:p>
-        </w:tc>
-        <w:tc>
-          <w:tcPr>
-            <w:tcW w:type="dxa" w:w="1247"/>
-            <w:vAlign w:val="center"/>
-            <w:tcMar>
-              <w:top w:w="55" w:type="dxa"/>
-              <w:start w:w="55" w:type="dxa"/>
-              <w:bottom w:w="55" w:type="dxa"/>
-              <w:end w:w="55" w:type="dxa"/>
-            </w:tcMar>
-          </w:tcPr>
-          <w:p>
-            <w:pPr>
-              <w:spacing w:after="0"/>
-              <w:jc w:val="center"/>
-            </w:pPr>
-            <w:r>
-              <w:rPr>
-                <w:sz w:val="16"/>
-              </w:rPr>
-              <w:t>☐</w:t>
-            </w:r>
-          </w:p>
-        </w:tc>
-        <w:tc>
-          <w:tcPr>
-            <w:tcW w:type="dxa" w:w="1247"/>
-            <w:vAlign w:val="center"/>
-            <w:tcMar>
-              <w:top w:w="55" w:type="dxa"/>
-              <w:start w:w="55" w:type="dxa"/>
-              <w:bottom w:w="55" w:type="dxa"/>
-              <w:end w:w="55" w:type="dxa"/>
-            </w:tcMar>
-          </w:tcPr>
-          <w:p>
-            <w:pPr>
-              <w:spacing w:after="0"/>
-              <w:jc w:val="center"/>
-            </w:pPr>
-            <w:r>
-              <w:rPr>
-                <w:sz w:val="16"/>
-              </w:rPr>
-              <w:t>☐</w:t>
-            </w:r>
-          </w:p>
-        </w:tc>
-        <w:tc>
-          <w:tcPr>
-            <w:tcW w:type="dxa" w:w="1247"/>
-            <w:vAlign w:val="center"/>
-            <w:tcMar>
-              <w:top w:w="55" w:type="dxa"/>
-              <w:start w:w="55" w:type="dxa"/>
-              <w:bottom w:w="55" w:type="dxa"/>
-              <w:end w:w="55" w:type="dxa"/>
-            </w:tcMar>
-          </w:tcPr>
-          <w:p>
-            <w:pPr>
-              <w:spacing w:after="0"/>
-              <w:jc w:val="center"/>
-            </w:pPr>
-            <w:r>
-              <w:rPr>
-                <w:sz w:val="16"/>
-              </w:rPr>
-              <w:t>☐</w:t>
-            </w:r>
-          </w:p>
-        </w:tc>
-        <w:tc>
-          <w:tcPr>
-            <w:tcW w:type="dxa" w:w="1247"/>
-            <w:vAlign w:val="center"/>
-            <w:tcMar>
-              <w:top w:w="55" w:type="dxa"/>
-              <w:start w:w="55" w:type="dxa"/>
-              <w:bottom w:w="55" w:type="dxa"/>
-              <w:end w:w="55" w:type="dxa"/>
-            </w:tcMar>
-          </w:tcPr>
-          <w:p>
-            <w:pPr>
-              <w:spacing w:after="0"/>
-              <w:jc w:val="center"/>
-            </w:pPr>
-            <w:r>
-              <w:rPr>
-                <w:sz w:val="16"/>
-              </w:rPr>
               <w:t>☐</w:t>
             </w:r>
           </w:p>
         </w:tc>
       </w:tr>
     </w:tbl>
-    <w:p>
-      <w:pPr>
-        <w:spacing w:before="100"/>
-      </w:pPr>
-      <w:r>
-        <w:rPr>
-          <w:b/>
-        </w:rPr>
-        <w:t xml:space="preserve">Observations de classe : </w:t>
-      </w:r>
-      <w:r>
-        <w:t>____________________________________________________________________________________________</w:t>
-      </w:r>
-    </w:p>
-    <w:p>
-      <w:r>
-        <w:t>____________________________________________________________________________________________________________________________</w:t>
-      </w:r>
-    </w:p>
+    <w:p/>
     <w:p>
       <w:r>
         <w:rPr>
           <w:b/>
         </w:rPr>
-        <w:t xml:space="preserve">Compétences à reprendre : </w:t>
+        <w:t>Observation / suite à donner :</w:t>
       </w:r>
+    </w:p>
+    <w:p>
       <w:r>
-        <w:t>____________________________________________________________________________________________</w:t>
+        <w:t>________________________________________________________________________________</w:t>
+      </w:r>
+    </w:p>
+    <w:p>
+      <w:r>
+        <w:t>________________________________________________________________________________</w:t>
+      </w:r>
+    </w:p>
+    <w:p>
+      <w:r>
+        <w:t>________________________________________________________________________________</w:t>
+      </w:r>
+    </w:p>
+    <w:p>
+      <w:r>
+        <w:t>________________________________________________________________________________</w:t>
       </w:r>
     </w:p>
     <w:sectPr>
-      <w:pgSz w:w="16838" w:h="11906" w:orient="landscape"/>
-      <w:pgMar w:top="567" w:right="567" w:bottom="567" w:left="567" w:header="720" w:footer="720" w:gutter="0"/>
+      <w:pgSz w:w="12240" w:h="15840"/>
+      <w:pgMar w:top="794" w:right="907" w:bottom="794" w:left="907" w:header="720" w:footer="720" w:gutter="0"/>
       <w:cols w:space="720"/>
       <w:docGrid w:linePitch="360"/>
     </w:sectPr>
@@ -3298,8 +650,8 @@
     <w:qFormat/>
     <w:rsid w:val="00FC693F"/>
     <w:rPr>
-      <w:rFonts w:ascii="Arial" w:hAnsi="Arial"/>
-      <w:sz w:val="17"/>
+      <w:rFonts w:ascii="Aptos" w:hAnsi="Aptos"/>
+      <w:sz w:val="22"/>
     </w:rPr>
   </w:style>
   <w:style w:type="paragraph" w:styleId="Header">
